--- a/Nika/print/rankings/by_cat_all_mf.docx
+++ b/Nika/print/rankings/by_cat_all_mf.docx
@@ -149,7 +149,7 @@
                 <w:sz w:val="20"/>
                 <w:szCs w:val="20"/>
               </w:rPr>
-              <w:t xml:space="preserve">215</w:t>
+              <w:t xml:space="preserve">216</w:t>
             </w:r>
           </w:p>
         </w:tc>
@@ -171,7 +171,7 @@
                 <w:sz w:val="20"/>
                 <w:szCs w:val="20"/>
               </w:rPr>
-              <w:t xml:space="preserve">147</w:t>
+              <w:t xml:space="preserve">148</w:t>
             </w:r>
           </w:p>
         </w:tc>
@@ -239,7 +239,7 @@
                 <w:sz w:val="20"/>
                 <w:szCs w:val="20"/>
               </w:rPr>
-              <w:t xml:space="preserve">132</w:t>
+              <w:t xml:space="preserve">137</w:t>
             </w:r>
           </w:p>
         </w:tc>
@@ -261,7 +261,7 @@
                 <w:sz w:val="20"/>
                 <w:szCs w:val="20"/>
               </w:rPr>
-              <w:t xml:space="preserve">92</w:t>
+              <w:t xml:space="preserve">96</w:t>
             </w:r>
           </w:p>
         </w:tc>
@@ -283,7 +283,7 @@
                 <w:sz w:val="20"/>
                 <w:szCs w:val="20"/>
               </w:rPr>
-              <w:t xml:space="preserve">40</w:t>
+              <w:t xml:space="preserve">41</w:t>
             </w:r>
           </w:p>
         </w:tc>
@@ -329,7 +329,7 @@
                 <w:sz w:val="20"/>
                 <w:szCs w:val="20"/>
               </w:rPr>
-              <w:t xml:space="preserve">215</w:t>
+              <w:t xml:space="preserve">138</w:t>
             </w:r>
           </w:p>
         </w:tc>
@@ -351,7 +351,7 @@
                 <w:sz w:val="20"/>
                 <w:szCs w:val="20"/>
               </w:rPr>
-              <w:t xml:space="preserve">147</w:t>
+              <w:t xml:space="preserve">97</w:t>
             </w:r>
           </w:p>
         </w:tc>
@@ -373,7 +373,7 @@
                 <w:sz w:val="20"/>
                 <w:szCs w:val="20"/>
               </w:rPr>
-              <w:t xml:space="preserve">68</w:t>
+              <w:t xml:space="preserve">41</w:t>
             </w:r>
           </w:p>
         </w:tc>
@@ -775,28 +775,6 @@
                 <w:sz w:val="20"/>
                 <w:szCs w:val="20"/>
               </w:rPr>
-              <w:t xml:space="preserve">9</w:t>
-            </w:r>
-          </w:p>
-        </w:tc>
-        <w:tc>
-          <w:tcPr>
-            <w:tcW w:w="2303" w:type="dxa"/>
-          </w:tcPr>
-          <w:p>
-            <w:pPr>
-              <w:rPr>
-                <w:rFonts w:ascii="Times New Roman" w:hAnsi="Times New Roman" w:cs="Times New Roman"/>
-                <w:sz w:val="20"/>
-                <w:szCs w:val="20"/>
-              </w:rPr>
-            </w:pPr>
-            <w:r>
-              <w:rPr>
-                <w:rFonts w:ascii="Times New Roman" w:hAnsi="Times New Roman" w:cs="Times New Roman"/>
-                <w:sz w:val="20"/>
-                <w:szCs w:val="20"/>
-              </w:rPr>
               <w:t xml:space="preserve">4</w:t>
             </w:r>
           </w:p>
@@ -819,7 +797,29 @@
                 <w:sz w:val="20"/>
                 <w:szCs w:val="20"/>
               </w:rPr>
-              <w:t xml:space="preserve">5</w:t>
+              <w:t xml:space="preserve">4</w:t>
+            </w:r>
+          </w:p>
+        </w:tc>
+        <w:tc>
+          <w:tcPr>
+            <w:tcW w:w="2303" w:type="dxa"/>
+          </w:tcPr>
+          <w:p>
+            <w:pPr>
+              <w:rPr>
+                <w:rFonts w:ascii="Times New Roman" w:hAnsi="Times New Roman" w:cs="Times New Roman"/>
+                <w:sz w:val="20"/>
+                <w:szCs w:val="20"/>
+              </w:rPr>
+            </w:pPr>
+            <w:r>
+              <w:rPr>
+                <w:rFonts w:ascii="Times New Roman" w:hAnsi="Times New Roman" w:cs="Times New Roman"/>
+                <w:sz w:val="20"/>
+                <w:szCs w:val="20"/>
+              </w:rPr>
+              <w:t xml:space="preserve">0</w:t>
             </w:r>
           </w:p>
         </w:tc>
@@ -973,7 +973,7 @@
       </w:r>
       <w:r>
         <w:tab/>
-        <w:t xml:space="preserve">0:57:16.0</w:t>
+        <w:t xml:space="preserve">0:56:12.0</w:t>
       </w:r>
       <w:r>
         <w:tab/>
@@ -987,6 +987,51 @@
         <w:br/>
       </w:r>
       <w:r>
+        <w:t xml:space="preserve"/>
+      </w:r>
+      <w:r>
+        <w:t xml:space="preserve"/>
+      </w:r>
+      <w:r>
+        <w:rPr>
+          <w:lang w:val="en-US"/>
+        </w:rPr>
+        <w:t xml:space="preserve"/>
+      </w:r>
+      <w:r>
+        <w:t xml:space="preserve"/>
+      </w:r>
+      <w:r>
+        <w:rPr>
+          <w:lang w:val="en-US"/>
+        </w:rPr>
+        <w:t xml:space="preserve"/>
+      </w:r>
+      <w:r>
+        <w:t xml:space="preserve"/>
+      </w:r>
+      <w:r>
+        <w:rPr>
+          <w:lang w:val="en-US"/>
+        </w:rPr>
+        <w:t xml:space="preserve"/>
+      </w:r>
+      <w:r>
+        <w:t xml:space="preserve"/>
+      </w:r>
+      <w:r>
+        <w:rPr>
+          <w:lang w:val="en-US"/>
+        </w:rPr>
+        <w:t xml:space="preserve"/>
+      </w:r>
+      <w:r>
+        <w:t xml:space="preserve"/>
+      </w:r>
+      <w:r>
+        <w:rPr>
+          <w:lang w:val="en-US"/>
+        </w:rPr>
         <w:t xml:space="preserve"/>
       </w:r>
       <w:r>
@@ -2178,6 +2223,36 @@
         </w:rPr>
       </w:pPr>
       <w:r>
+        <w:t xml:space="preserve"/>
+      </w:r>
+      <w:r>
+        <w:rPr>
+          <w:lang w:val="en-US"/>
+        </w:rPr>
+        <w:t xml:space="preserve"/>
+      </w:r>
+      <w:r>
+        <w:rPr>
+          <w:lang w:val="en-US"/>
+        </w:rPr>
+        <w:t xml:space="preserve"/>
+      </w:r>
+      <w:r>
+        <w:rPr>
+          <w:lang w:val="en-US"/>
+        </w:rPr>
+        <w:t xml:space="preserve"/>
+      </w:r>
+      <w:r>
+        <w:rPr>
+          <w:lang w:val="en-US"/>
+        </w:rPr>
+        <w:t xml:space="preserve"/>
+      </w:r>
+      <w:r>
+        <w:rPr>
+          <w:lang w:val="en-US"/>
+        </w:rPr>
         <w:t xml:space="preserve"/>
       </w:r>
       <w:r>
@@ -3342,7 +3417,7 @@
                 <w:sz w:val="20"/>
                 <w:szCs w:val="20"/>
               </w:rPr>
-              <w:t xml:space="preserve">9</w:t>
+              <w:t xml:space="preserve">4</w:t>
             </w:r>
           </w:p>
         </w:tc>
@@ -3364,7 +3439,7 @@
                 <w:sz w:val="20"/>
                 <w:szCs w:val="20"/>
               </w:rPr>
-              <w:t xml:space="preserve">8</w:t>
+              <w:t xml:space="preserve">3</w:t>
             </w:r>
           </w:p>
         </w:tc>
@@ -3486,7 +3561,7 @@
       </w:r>
       <w:r>
         <w:tab/>
-        <w:t xml:space="preserve">0:56:03.0</w:t>
+        <w:t xml:space="preserve">0:56:13.0</w:t>
       </w:r>
       <w:r>
         <w:tab/>
@@ -3516,7 +3591,7 @@
       </w:r>
       <w:r>
         <w:tab/>
-        <w:t xml:space="preserve">0:56:20.8</w:t>
+        <w:t xml:space="preserve">0:56:30.8</w:t>
       </w:r>
       <w:r>
         <w:tab/>
@@ -3546,7 +3621,7 @@
       </w:r>
       <w:r>
         <w:tab/>
-        <w:t xml:space="preserve">0:58:00.3</w:t>
+        <w:t xml:space="preserve">0:56:40.3</w:t>
       </w:r>
       <w:r>
         <w:tab/>
@@ -3560,6 +3635,51 @@
         <w:br/>
       </w:r>
       <w:r>
+        <w:t xml:space="preserve"/>
+      </w:r>
+      <w:r>
+        <w:t xml:space="preserve"/>
+      </w:r>
+      <w:r>
+        <w:rPr>
+          <w:lang w:val="en-US"/>
+        </w:rPr>
+        <w:t xml:space="preserve"/>
+      </w:r>
+      <w:r>
+        <w:t xml:space="preserve"/>
+      </w:r>
+      <w:r>
+        <w:rPr>
+          <w:lang w:val="en-US"/>
+        </w:rPr>
+        <w:t xml:space="preserve"/>
+      </w:r>
+      <w:r>
+        <w:t xml:space="preserve"/>
+      </w:r>
+      <w:r>
+        <w:rPr>
+          <w:lang w:val="en-US"/>
+        </w:rPr>
+        <w:t xml:space="preserve"/>
+      </w:r>
+      <w:r>
+        <w:t xml:space="preserve"/>
+      </w:r>
+      <w:r>
+        <w:rPr>
+          <w:lang w:val="en-US"/>
+        </w:rPr>
+        <w:t xml:space="preserve"/>
+      </w:r>
+      <w:r>
+        <w:t xml:space="preserve"/>
+      </w:r>
+      <w:r>
+        <w:rPr>
+          <w:lang w:val="en-US"/>
+        </w:rPr>
         <w:t xml:space="preserve"/>
       </w:r>
       <w:r>
@@ -4793,6 +4913,36 @@
         <w:br/>
       </w:r>
       <w:r>
+        <w:t xml:space="preserve"/>
+      </w:r>
+      <w:r>
+        <w:rPr>
+          <w:lang w:val="en-US"/>
+        </w:rPr>
+        <w:t xml:space="preserve"/>
+      </w:r>
+      <w:r>
+        <w:rPr>
+          <w:lang w:val="en-US"/>
+        </w:rPr>
+        <w:t xml:space="preserve"/>
+      </w:r>
+      <w:r>
+        <w:rPr>
+          <w:lang w:val="en-US"/>
+        </w:rPr>
+        <w:t xml:space="preserve"/>
+      </w:r>
+      <w:r>
+        <w:rPr>
+          <w:lang w:val="en-US"/>
+        </w:rPr>
+        <w:t xml:space="preserve"/>
+      </w:r>
+      <w:r>
+        <w:rPr>
+          <w:lang w:val="en-US"/>
+        </w:rPr>
         <w:t xml:space="preserve"/>
       </w:r>
       <w:r>
@@ -5729,7 +5879,7 @@
                 <w:sz w:val="20"/>
                 <w:szCs w:val="20"/>
               </w:rPr>
-              <w:t xml:space="preserve">109</w:t>
+              <w:t xml:space="preserve">110</w:t>
             </w:r>
           </w:p>
         </w:tc>
@@ -5751,7 +5901,7 @@
                 <w:sz w:val="20"/>
                 <w:szCs w:val="20"/>
               </w:rPr>
-              <w:t xml:space="preserve">71</w:t>
+              <w:t xml:space="preserve">72</w:t>
             </w:r>
           </w:p>
         </w:tc>
@@ -5819,7 +5969,7 @@
                 <w:sz w:val="20"/>
                 <w:szCs w:val="20"/>
               </w:rPr>
-              <w:t xml:space="preserve">69</w:t>
+              <w:t xml:space="preserve">73</w:t>
             </w:r>
           </w:p>
         </w:tc>
@@ -5841,7 +5991,7 @@
                 <w:sz w:val="20"/>
                 <w:szCs w:val="20"/>
               </w:rPr>
-              <w:t xml:space="preserve">47</w:t>
+              <w:t xml:space="preserve">50</w:t>
             </w:r>
           </w:p>
         </w:tc>
@@ -5863,7 +6013,7 @@
                 <w:sz w:val="20"/>
                 <w:szCs w:val="20"/>
               </w:rPr>
-              <w:t xml:space="preserve">22</w:t>
+              <w:t xml:space="preserve">23</w:t>
             </w:r>
           </w:p>
         </w:tc>
@@ -5909,7 +6059,7 @@
                 <w:sz w:val="20"/>
                 <w:szCs w:val="20"/>
               </w:rPr>
-              <w:t xml:space="preserve">109</w:t>
+              <w:t xml:space="preserve">73</w:t>
             </w:r>
           </w:p>
         </w:tc>
@@ -5931,7 +6081,7 @@
                 <w:sz w:val="20"/>
                 <w:szCs w:val="20"/>
               </w:rPr>
-              <w:t xml:space="preserve">71</w:t>
+              <w:t xml:space="preserve">50</w:t>
             </w:r>
           </w:p>
         </w:tc>
@@ -5953,7 +6103,7 @@
                 <w:sz w:val="20"/>
                 <w:szCs w:val="20"/>
               </w:rPr>
-              <w:t xml:space="preserve">38</w:t>
+              <w:t xml:space="preserve">23</w:t>
             </w:r>
           </w:p>
         </w:tc>
@@ -6326,6 +6476,36 @@
       </w:r>
       <w:r>
         <w:tab/>
+        <w:t xml:space="preserve">0:51:52.1</w:t>
+      </w:r>
+      <w:r>
+        <w:tab/>
+        <w:t xml:space="preserve">48</w:t>
+      </w:r>
+      <w:r>
+        <w:tab/>
+        <w:t xml:space="preserve">Виктор Василев</w:t>
+      </w:r>
+      <w:r>
+        <w:br/>
+      </w:r>
+      <w:r>
+        <w:t xml:space="preserve"/>
+      </w:r>
+      <w:r>
+        <w:t xml:space="preserve"/>
+      </w:r>
+      <w:r>
+        <w:rPr>
+          <w:lang w:val="en-US"/>
+        </w:rPr>
+        <w:t xml:space="preserve"/>
+      </w:r>
+      <w:r>
+        <w:t xml:space="preserve">9</w:t>
+      </w:r>
+      <w:r>
+        <w:tab/>
         <w:t xml:space="preserve">0:52:48.8</w:t>
       </w:r>
       <w:r>
@@ -6352,7 +6532,7 @@
         <w:t xml:space="preserve"/>
       </w:r>
       <w:r>
-        <w:t xml:space="preserve">9</w:t>
+        <w:t xml:space="preserve">10</w:t>
       </w:r>
       <w:r>
         <w:tab/>
@@ -6382,7 +6562,7 @@
         <w:t xml:space="preserve"/>
       </w:r>
       <w:r>
-        <w:t xml:space="preserve">10</w:t>
+        <w:t xml:space="preserve">11</w:t>
       </w:r>
       <w:r>
         <w:tab/>
@@ -6412,7 +6592,7 @@
         <w:t xml:space="preserve"/>
       </w:r>
       <w:r>
-        <w:t xml:space="preserve">11</w:t>
+        <w:t xml:space="preserve">12</w:t>
       </w:r>
       <w:r>
         <w:tab/>
@@ -6442,7 +6622,7 @@
         <w:t xml:space="preserve"/>
       </w:r>
       <w:r>
-        <w:t xml:space="preserve">12</w:t>
+        <w:t xml:space="preserve">13</w:t>
       </w:r>
       <w:r>
         <w:tab/>
@@ -6481,11 +6661,20 @@
         <w:t xml:space="preserve"/>
       </w:r>
       <w:r>
-        <w:t xml:space="preserve">13</w:t>
-      </w:r>
-      <w:r>
-        <w:tab/>
-        <w:t xml:space="preserve">0:57:38.4</w:t>
+        <w:t xml:space="preserve"/>
+      </w:r>
+      <w:r>
+        <w:rPr>
+          <w:lang w:val="en-US"/>
+        </w:rPr>
+        <w:t xml:space="preserve"/>
+      </w:r>
+      <w:r>
+        <w:t xml:space="preserve">14</w:t>
+      </w:r>
+      <w:r>
+        <w:tab/>
+        <w:t xml:space="preserve">0:56:16.0</w:t>
       </w:r>
       <w:r>
         <w:tab/>
@@ -6511,11 +6700,41 @@
         <w:t xml:space="preserve"/>
       </w:r>
       <w:r>
-        <w:t xml:space="preserve">14</w:t>
-      </w:r>
-      <w:r>
-        <w:tab/>
-        <w:t xml:space="preserve">0:57:46.7</w:t>
+        <w:t xml:space="preserve">15</w:t>
+      </w:r>
+      <w:r>
+        <w:tab/>
+        <w:t xml:space="preserve">0:56:18.0</w:t>
+      </w:r>
+      <w:r>
+        <w:tab/>
+        <w:t xml:space="preserve">100</w:t>
+      </w:r>
+      <w:r>
+        <w:tab/>
+        <w:t xml:space="preserve">Иван Шопов</w:t>
+      </w:r>
+      <w:r>
+        <w:br/>
+      </w:r>
+      <w:r>
+        <w:t xml:space="preserve"/>
+      </w:r>
+      <w:r>
+        <w:t xml:space="preserve"/>
+      </w:r>
+      <w:r>
+        <w:rPr>
+          <w:lang w:val="en-US"/>
+        </w:rPr>
+        <w:t xml:space="preserve"/>
+      </w:r>
+      <w:r>
+        <w:t xml:space="preserve">16</w:t>
+      </w:r>
+      <w:r>
+        <w:tab/>
+        <w:t xml:space="preserve">0:56:31.7</w:t>
       </w:r>
       <w:r>
         <w:tab/>
@@ -6541,7 +6760,16 @@
         <w:t xml:space="preserve"/>
       </w:r>
       <w:r>
-        <w:t xml:space="preserve">15</w:t>
+        <w:t xml:space="preserve"/>
+      </w:r>
+      <w:r>
+        <w:rPr>
+          <w:lang w:val="en-US"/>
+        </w:rPr>
+        <w:t xml:space="preserve"/>
+      </w:r>
+      <w:r>
+        <w:t xml:space="preserve">17</w:t>
       </w:r>
       <w:r>
         <w:tab/>
@@ -6571,7 +6799,7 @@
         <w:t xml:space="preserve"/>
       </w:r>
       <w:r>
-        <w:t xml:space="preserve">16</w:t>
+        <w:t xml:space="preserve">18</w:t>
       </w:r>
       <w:r>
         <w:tab/>
@@ -6601,43 +6829,64 @@
         <w:t xml:space="preserve"/>
       </w:r>
       <w:r>
-        <w:t xml:space="preserve"/>
-      </w:r>
-      <w:r>
-        <w:rPr>
-          <w:lang w:val="en-US"/>
-        </w:rPr>
-        <w:t xml:space="preserve"/>
-      </w:r>
-      <w:r>
-        <w:t xml:space="preserve"/>
-      </w:r>
-      <w:r>
-        <w:rPr>
-          <w:lang w:val="en-US"/>
-        </w:rPr>
-        <w:t xml:space="preserve"/>
-      </w:r>
-      <w:r>
-        <w:t xml:space="preserve"/>
-      </w:r>
-      <w:r>
-        <w:rPr>
-          <w:lang w:val="en-US"/>
-        </w:rPr>
-        <w:t xml:space="preserve"/>
-      </w:r>
-      <w:r>
-        <w:t xml:space="preserve"/>
-      </w:r>
-      <w:r>
-        <w:rPr>
-          <w:lang w:val="en-US"/>
-        </w:rPr>
-        <w:t xml:space="preserve"/>
-      </w:r>
-      <w:r>
-        <w:t xml:space="preserve">17</w:t>
+        <w:t xml:space="preserve">19</w:t>
+      </w:r>
+      <w:r>
+        <w:tab/>
+        <w:t xml:space="preserve">1:00:02.1</w:t>
+      </w:r>
+      <w:r>
+        <w:tab/>
+        <w:t xml:space="preserve">139</w:t>
+      </w:r>
+      <w:r>
+        <w:tab/>
+        <w:t xml:space="preserve">Не е подадено име</w:t>
+      </w:r>
+      <w:r>
+        <w:br/>
+      </w:r>
+      <w:r>
+        <w:t xml:space="preserve"/>
+      </w:r>
+      <w:r>
+        <w:t xml:space="preserve"/>
+      </w:r>
+      <w:r>
+        <w:rPr>
+          <w:lang w:val="en-US"/>
+        </w:rPr>
+        <w:t xml:space="preserve"/>
+      </w:r>
+      <w:r>
+        <w:t xml:space="preserve"/>
+      </w:r>
+      <w:r>
+        <w:rPr>
+          <w:lang w:val="en-US"/>
+        </w:rPr>
+        <w:t xml:space="preserve"/>
+      </w:r>
+      <w:r>
+        <w:t xml:space="preserve"/>
+      </w:r>
+      <w:r>
+        <w:rPr>
+          <w:lang w:val="en-US"/>
+        </w:rPr>
+        <w:t xml:space="preserve"/>
+      </w:r>
+      <w:r>
+        <w:t xml:space="preserve"/>
+      </w:r>
+      <w:r>
+        <w:rPr>
+          <w:lang w:val="en-US"/>
+        </w:rPr>
+        <w:t xml:space="preserve"/>
+      </w:r>
+      <w:r>
+        <w:t xml:space="preserve">20</w:t>
       </w:r>
       <w:r>
         <w:tab/>
@@ -6676,7 +6925,16 @@
         <w:t xml:space="preserve"/>
       </w:r>
       <w:r>
-        <w:t xml:space="preserve">18</w:t>
+        <w:t xml:space="preserve"/>
+      </w:r>
+      <w:r>
+        <w:rPr>
+          <w:lang w:val="en-US"/>
+        </w:rPr>
+        <w:t xml:space="preserve"/>
+      </w:r>
+      <w:r>
+        <w:t xml:space="preserve">21</w:t>
       </w:r>
       <w:r>
         <w:tab/>
@@ -6715,7 +6973,7 @@
         <w:t xml:space="preserve"/>
       </w:r>
       <w:r>
-        <w:t xml:space="preserve">19</w:t>
+        <w:t xml:space="preserve">22</w:t>
       </w:r>
       <w:r>
         <w:tab/>
@@ -6745,7 +7003,7 @@
         <w:t xml:space="preserve"/>
       </w:r>
       <w:r>
-        <w:t xml:space="preserve">20</w:t>
+        <w:t xml:space="preserve">23</w:t>
       </w:r>
       <w:r>
         <w:tab/>
@@ -6793,7 +7051,7 @@
         <w:t xml:space="preserve"/>
       </w:r>
       <w:r>
-        <w:t xml:space="preserve">21</w:t>
+        <w:t xml:space="preserve">24</w:t>
       </w:r>
       <w:r>
         <w:tab/>
@@ -6823,7 +7081,7 @@
         <w:t xml:space="preserve"/>
       </w:r>
       <w:r>
-        <w:t xml:space="preserve">22</w:t>
+        <w:t xml:space="preserve">25</w:t>
       </w:r>
       <w:r>
         <w:tab/>
@@ -6853,7 +7111,7 @@
         <w:t xml:space="preserve"/>
       </w:r>
       <w:r>
-        <w:t xml:space="preserve">23</w:t>
+        <w:t xml:space="preserve">26</w:t>
       </w:r>
       <w:r>
         <w:tab/>
@@ -6883,7 +7141,7 @@
         <w:t xml:space="preserve"/>
       </w:r>
       <w:r>
-        <w:t xml:space="preserve">24</w:t>
+        <w:t xml:space="preserve">27</w:t>
       </w:r>
       <w:r>
         <w:tab/>
@@ -6913,7 +7171,7 @@
         <w:t xml:space="preserve"/>
       </w:r>
       <w:r>
-        <w:t xml:space="preserve">25</w:t>
+        <w:t xml:space="preserve">28</w:t>
       </w:r>
       <w:r>
         <w:tab/>
@@ -6943,19 +7201,505 @@
         <w:t xml:space="preserve"/>
       </w:r>
       <w:r>
+        <w:t xml:space="preserve">29</w:t>
+      </w:r>
+      <w:r>
+        <w:tab/>
+        <w:t xml:space="preserve">1:06:07.6</w:t>
+      </w:r>
+      <w:r>
+        <w:tab/>
+        <w:t xml:space="preserve">141</w:t>
+      </w:r>
+      <w:r>
+        <w:tab/>
+        <w:t xml:space="preserve">Павлин Беев</w:t>
+      </w:r>
+      <w:r>
+        <w:br/>
+      </w:r>
+      <w:r>
+        <w:t xml:space="preserve"/>
+      </w:r>
+      <w:r>
+        <w:t xml:space="preserve"/>
+      </w:r>
+      <w:r>
+        <w:rPr>
+          <w:lang w:val="en-US"/>
+        </w:rPr>
+        <w:t xml:space="preserve"/>
+      </w:r>
+      <w:r>
+        <w:t xml:space="preserve">30</w:t>
+      </w:r>
+      <w:r>
+        <w:tab/>
+        <w:t xml:space="preserve">1:06:22.1</w:t>
+      </w:r>
+      <w:r>
+        <w:tab/>
+        <w:t xml:space="preserve">135</w:t>
+      </w:r>
+      <w:r>
+        <w:tab/>
+        <w:t xml:space="preserve">Николай Бенковски</w:t>
+      </w:r>
+      <w:r>
+        <w:br/>
+      </w:r>
+      <w:r>
+        <w:t xml:space="preserve"/>
+      </w:r>
+      <w:r>
+        <w:t xml:space="preserve"/>
+      </w:r>
+      <w:r>
+        <w:rPr>
+          <w:lang w:val="en-US"/>
+        </w:rPr>
+        <w:t xml:space="preserve"/>
+      </w:r>
+      <w:r>
+        <w:t xml:space="preserve">31</w:t>
+      </w:r>
+      <w:r>
+        <w:tab/>
+        <w:t xml:space="preserve">1:06:23.5</w:t>
+      </w:r>
+      <w:r>
+        <w:tab/>
+        <w:t xml:space="preserve">143</w:t>
+      </w:r>
+      <w:r>
+        <w:tab/>
+        <w:t xml:space="preserve">Панталей Златков</w:t>
+      </w:r>
+      <w:r>
+        <w:br/>
+      </w:r>
+      <w:r>
+        <w:t xml:space="preserve"/>
+      </w:r>
+      <w:r>
+        <w:t xml:space="preserve"/>
+      </w:r>
+      <w:r>
+        <w:rPr>
+          <w:lang w:val="en-US"/>
+        </w:rPr>
+        <w:t xml:space="preserve"/>
+      </w:r>
+      <w:r>
+        <w:t xml:space="preserve">32</w:t>
+      </w:r>
+      <w:r>
+        <w:tab/>
+        <w:t xml:space="preserve">1:06:55.8</w:t>
+      </w:r>
+      <w:r>
+        <w:tab/>
+        <w:t xml:space="preserve">65</w:t>
+      </w:r>
+      <w:r>
+        <w:tab/>
+        <w:t xml:space="preserve">Данаил Павлов</w:t>
+      </w:r>
+      <w:r>
+        <w:br/>
+      </w:r>
+      <w:r>
+        <w:t xml:space="preserve"/>
+      </w:r>
+      <w:r>
+        <w:t xml:space="preserve"/>
+      </w:r>
+      <w:r>
+        <w:rPr>
+          <w:lang w:val="en-US"/>
+        </w:rPr>
+        <w:t xml:space="preserve"/>
+      </w:r>
+      <w:r>
+        <w:t xml:space="preserve"/>
+      </w:r>
+      <w:r>
+        <w:rPr>
+          <w:lang w:val="en-US"/>
+        </w:rPr>
+        <w:t xml:space="preserve"/>
+      </w:r>
+      <w:r>
+        <w:t xml:space="preserve">33</w:t>
+      </w:r>
+      <w:r>
+        <w:tab/>
+        <w:t xml:space="preserve">1:07:25.7</w:t>
+      </w:r>
+      <w:r>
+        <w:tab/>
+        <w:t xml:space="preserve">114</w:t>
+      </w:r>
+      <w:r>
+        <w:tab/>
+        <w:t xml:space="preserve">Лазар Кърчев</w:t>
+      </w:r>
+      <w:r>
+        <w:br/>
+      </w:r>
+      <w:r>
+        <w:t xml:space="preserve"/>
+      </w:r>
+      <w:r>
+        <w:t xml:space="preserve"/>
+      </w:r>
+      <w:r>
+        <w:rPr>
+          <w:lang w:val="en-US"/>
+        </w:rPr>
+        <w:t xml:space="preserve"/>
+      </w:r>
+      <w:r>
+        <w:t xml:space="preserve">34</w:t>
+      </w:r>
+      <w:r>
+        <w:tab/>
+        <w:t xml:space="preserve">1:07:36.5</w:t>
+      </w:r>
+      <w:r>
+        <w:tab/>
+        <w:t xml:space="preserve">112</w:t>
+      </w:r>
+      <w:r>
+        <w:tab/>
+        <w:t xml:space="preserve">Кристиян Стоянов</w:t>
+      </w:r>
+      <w:r>
+        <w:br/>
+      </w:r>
+      <w:r>
+        <w:t xml:space="preserve"/>
+      </w:r>
+      <w:r>
+        <w:t xml:space="preserve"/>
+      </w:r>
+      <w:r>
+        <w:rPr>
+          <w:lang w:val="en-US"/>
+        </w:rPr>
+        <w:t xml:space="preserve"/>
+      </w:r>
+      <w:r>
+        <w:t xml:space="preserve">35</w:t>
+      </w:r>
+      <w:r>
+        <w:tab/>
+        <w:t xml:space="preserve">1:07:50.0</w:t>
+      </w:r>
+      <w:r>
+        <w:tab/>
+        <w:t xml:space="preserve">165</w:t>
+      </w:r>
+      <w:r>
+        <w:tab/>
+        <w:t xml:space="preserve">Станислав Крушовалиев</w:t>
+      </w:r>
+      <w:r>
+        <w:br/>
+      </w:r>
+      <w:r>
+        <w:t xml:space="preserve"/>
+      </w:r>
+      <w:r>
+        <w:t xml:space="preserve"/>
+      </w:r>
+      <w:r>
+        <w:rPr>
+          <w:lang w:val="en-US"/>
+        </w:rPr>
+        <w:t xml:space="preserve"/>
+      </w:r>
+      <w:r>
+        <w:t xml:space="preserve"/>
+      </w:r>
+      <w:r>
+        <w:rPr>
+          <w:lang w:val="en-US"/>
+        </w:rPr>
+        <w:t xml:space="preserve"/>
+      </w:r>
+      <w:r>
+        <w:t xml:space="preserve">36</w:t>
+      </w:r>
+      <w:r>
+        <w:tab/>
+        <w:t xml:space="preserve">1:09:04.2</w:t>
+      </w:r>
+      <w:r>
+        <w:tab/>
+        <w:t xml:space="preserve">156</w:t>
+      </w:r>
+      <w:r>
+        <w:tab/>
+        <w:t xml:space="preserve">Радослав Дурев</w:t>
+      </w:r>
+      <w:r>
+        <w:br/>
+      </w:r>
+      <w:r>
+        <w:t xml:space="preserve"/>
+      </w:r>
+      <w:r>
+        <w:t xml:space="preserve"/>
+      </w:r>
+      <w:r>
+        <w:rPr>
+          <w:lang w:val="en-US"/>
+        </w:rPr>
+        <w:t xml:space="preserve"/>
+      </w:r>
+      <w:r>
+        <w:t xml:space="preserve">37</w:t>
+      </w:r>
+      <w:r>
+        <w:tab/>
+        <w:t xml:space="preserve">1:09:11.7</w:t>
+      </w:r>
+      <w:r>
+        <w:tab/>
+        <w:t xml:space="preserve">122</w:t>
+      </w:r>
+      <w:r>
+        <w:tab/>
+        <w:t xml:space="preserve">Мартин Малечков</w:t>
+      </w:r>
+      <w:r>
+        <w:br/>
+      </w:r>
+      <w:r>
+        <w:t xml:space="preserve"/>
+      </w:r>
+      <w:r>
+        <w:t xml:space="preserve"/>
+      </w:r>
+      <w:r>
+        <w:rPr>
+          <w:lang w:val="en-US"/>
+        </w:rPr>
+        <w:t xml:space="preserve"/>
+      </w:r>
+      <w:r>
+        <w:t xml:space="preserve">38</w:t>
+      </w:r>
+      <w:r>
+        <w:tab/>
+        <w:t xml:space="preserve">1:09:30.3</w:t>
+      </w:r>
+      <w:r>
+        <w:tab/>
+        <w:t xml:space="preserve">106</w:t>
+      </w:r>
+      <w:r>
+        <w:tab/>
+        <w:t xml:space="preserve">Кирил Дамянов</w:t>
+      </w:r>
+      <w:r>
+        <w:br/>
+      </w:r>
+      <w:r>
+        <w:t xml:space="preserve"/>
+      </w:r>
+      <w:r>
+        <w:t xml:space="preserve"/>
+      </w:r>
+      <w:r>
+        <w:rPr>
+          <w:lang w:val="en-US"/>
+        </w:rPr>
+        <w:t xml:space="preserve"/>
+      </w:r>
+      <w:r>
+        <w:t xml:space="preserve">39</w:t>
+      </w:r>
+      <w:r>
+        <w:tab/>
+        <w:t xml:space="preserve">1:09:39.6</w:t>
+      </w:r>
+      <w:r>
+        <w:tab/>
+        <w:t xml:space="preserve">40</w:t>
+      </w:r>
+      <w:r>
+        <w:tab/>
+        <w:t xml:space="preserve">Валентин Василев</w:t>
+      </w:r>
+      <w:r>
+        <w:br/>
+      </w:r>
+      <w:r>
+        <w:t xml:space="preserve"/>
+      </w:r>
+      <w:r>
+        <w:t xml:space="preserve"/>
+      </w:r>
+      <w:r>
+        <w:rPr>
+          <w:lang w:val="en-US"/>
+        </w:rPr>
+        <w:t xml:space="preserve"/>
+      </w:r>
+      <w:r>
+        <w:t xml:space="preserve">40</w:t>
+      </w:r>
+      <w:r>
+        <w:tab/>
+        <w:t xml:space="preserve">1:09:40.6</w:t>
+      </w:r>
+      <w:r>
+        <w:tab/>
+        <w:t xml:space="preserve">56</w:t>
+      </w:r>
+      <w:r>
+        <w:tab/>
+        <w:t xml:space="preserve">Владимир Тумбев</w:t>
+      </w:r>
+      <w:r>
+        <w:br/>
+      </w:r>
+      <w:r>
+        <w:t xml:space="preserve"/>
+      </w:r>
+      <w:r>
+        <w:t xml:space="preserve"/>
+      </w:r>
+      <w:r>
+        <w:rPr>
+          <w:lang w:val="en-US"/>
+        </w:rPr>
+        <w:t xml:space="preserve"/>
+      </w:r>
+      <w:r>
+        <w:t xml:space="preserve"/>
+      </w:r>
+      <w:r>
+        <w:rPr>
+          <w:lang w:val="en-US"/>
+        </w:rPr>
+        <w:t xml:space="preserve"/>
+      </w:r>
+      <w:r>
+        <w:t xml:space="preserve">41</w:t>
+      </w:r>
+      <w:r>
+        <w:tab/>
+        <w:t xml:space="preserve">1:11:06.6</w:t>
+      </w:r>
+      <w:r>
+        <w:tab/>
+        <w:t xml:space="preserve">203</w:t>
+      </w:r>
+      <w:r>
+        <w:tab/>
+        <w:t xml:space="preserve">Павло Левко</w:t>
+      </w:r>
+      <w:r>
+        <w:br/>
+      </w:r>
+      <w:r>
+        <w:t xml:space="preserve"/>
+      </w:r>
+      <w:r>
+        <w:t xml:space="preserve"/>
+      </w:r>
+      <w:r>
+        <w:rPr>
+          <w:lang w:val="en-US"/>
+        </w:rPr>
+        <w:t xml:space="preserve"/>
+      </w:r>
+      <w:r>
+        <w:t xml:space="preserve">42</w:t>
+      </w:r>
+      <w:r>
+        <w:tab/>
+        <w:t xml:space="preserve">1:14:50.6</w:t>
+      </w:r>
+      <w:r>
+        <w:tab/>
+        <w:t xml:space="preserve">61</w:t>
+      </w:r>
+      <w:r>
+        <w:tab/>
+        <w:t xml:space="preserve">Георги Стоянов</w:t>
+      </w:r>
+      <w:r>
+        <w:br/>
+      </w:r>
+      <w:r>
+        <w:t xml:space="preserve"/>
+      </w:r>
+      <w:r>
+        <w:t xml:space="preserve"/>
+      </w:r>
+      <w:r>
+        <w:rPr>
+          <w:lang w:val="en-US"/>
+        </w:rPr>
+        <w:t xml:space="preserve"/>
+      </w:r>
+      <w:r>
+        <w:t xml:space="preserve">43</w:t>
+      </w:r>
+      <w:r>
+        <w:tab/>
+        <w:t xml:space="preserve">1:16:46.8</w:t>
+      </w:r>
+      <w:r>
+        <w:tab/>
+        <w:t xml:space="preserve">120</w:t>
+      </w:r>
+      <w:r>
+        <w:tab/>
+        <w:t xml:space="preserve">Мартин Добрев</w:t>
+      </w:r>
+      <w:r>
+        <w:br/>
+      </w:r>
+      <w:r>
+        <w:t xml:space="preserve"/>
+      </w:r>
+      <w:r>
+        <w:t xml:space="preserve"/>
+      </w:r>
+      <w:r>
+        <w:rPr>
+          <w:lang w:val="en-US"/>
+        </w:rPr>
+        <w:t xml:space="preserve"/>
+      </w:r>
+      <w:r>
+        <w:t xml:space="preserve"/>
+      </w:r>
+      <w:r>
+        <w:rPr>
+          <w:lang w:val="en-US"/>
+        </w:rPr>
+        <w:t xml:space="preserve"/>
+      </w:r>
+      <w:r>
+        <w:t xml:space="preserve">44</w:t>
+      </w:r>
+      <w:r>
+        <w:tab/>
+        <w:t xml:space="preserve">1:20:06.5</w:t>
+      </w:r>
+      <w:r>
+        <w:tab/>
         <w:t xml:space="preserve">26</w:t>
       </w:r>
       <w:r>
         <w:tab/>
-        <w:t xml:space="preserve">1:06:07.6</w:t>
-      </w:r>
-      <w:r>
-        <w:tab/>
-        <w:t xml:space="preserve">141</w:t>
-      </w:r>
-      <w:r>
-        <w:tab/>
-        <w:t xml:space="preserve">Павлин Беев</w:t>
+        <w:t xml:space="preserve">Александър Димитров</w:t>
       </w:r>
       <w:r>
         <w:br/>
@@ -6973,19 +7717,19 @@
         <w:t xml:space="preserve"/>
       </w:r>
       <w:r>
-        <w:t xml:space="preserve">27</w:t>
-      </w:r>
-      <w:r>
-        <w:tab/>
-        <w:t xml:space="preserve">1:06:22.1</w:t>
-      </w:r>
-      <w:r>
-        <w:tab/>
-        <w:t xml:space="preserve">135</w:t>
-      </w:r>
-      <w:r>
-        <w:tab/>
-        <w:t xml:space="preserve">Николай Бенковски</w:t>
+        <w:t xml:space="preserve">45</w:t>
+      </w:r>
+      <w:r>
+        <w:tab/>
+        <w:t xml:space="preserve">1:20:25.4</w:t>
+      </w:r>
+      <w:r>
+        <w:tab/>
+        <w:t xml:space="preserve">159</w:t>
+      </w:r>
+      <w:r>
+        <w:tab/>
+        <w:t xml:space="preserve">Светослав Сугарев</w:t>
       </w:r>
       <w:r>
         <w:br/>
@@ -7003,19 +7747,19 @@
         <w:t xml:space="preserve"/>
       </w:r>
       <w:r>
-        <w:t xml:space="preserve">28</w:t>
-      </w:r>
-      <w:r>
-        <w:tab/>
-        <w:t xml:space="preserve">1:06:23.5</w:t>
-      </w:r>
-      <w:r>
-        <w:tab/>
-        <w:t xml:space="preserve">143</w:t>
-      </w:r>
-      <w:r>
-        <w:tab/>
-        <w:t xml:space="preserve">Панталей Златков</w:t>
+        <w:t xml:space="preserve">46</w:t>
+      </w:r>
+      <w:r>
+        <w:tab/>
+        <w:t xml:space="preserve">1:20:26.6</w:t>
+      </w:r>
+      <w:r>
+        <w:tab/>
+        <w:t xml:space="preserve">124</w:t>
+      </w:r>
+      <w:r>
+        <w:tab/>
+        <w:t xml:space="preserve">Мартин Сугарев</w:t>
       </w:r>
       <w:r>
         <w:br/>
@@ -7033,19 +7777,37 @@
         <w:t xml:space="preserve"/>
       </w:r>
       <w:r>
-        <w:t xml:space="preserve">29</w:t>
-      </w:r>
-      <w:r>
-        <w:tab/>
-        <w:t xml:space="preserve">1:06:55.8</w:t>
-      </w:r>
-      <w:r>
-        <w:tab/>
-        <w:t xml:space="preserve">65</w:t>
-      </w:r>
-      <w:r>
-        <w:tab/>
-        <w:t xml:space="preserve">Данаил Павлов</w:t>
+        <w:t xml:space="preserve"/>
+      </w:r>
+      <w:r>
+        <w:rPr>
+          <w:lang w:val="en-US"/>
+        </w:rPr>
+        <w:t xml:space="preserve"/>
+      </w:r>
+      <w:r>
+        <w:t xml:space="preserve"/>
+      </w:r>
+      <w:r>
+        <w:rPr>
+          <w:lang w:val="en-US"/>
+        </w:rPr>
+        <w:t xml:space="preserve"/>
+      </w:r>
+      <w:r>
+        <w:t xml:space="preserve">47</w:t>
+      </w:r>
+      <w:r>
+        <w:tab/>
+        <w:t xml:space="preserve">1:24:06.6</w:t>
+      </w:r>
+      <w:r>
+        <w:tab/>
+        <w:t xml:space="preserve">94</w:t>
+      </w:r>
+      <w:r>
+        <w:tab/>
+        <w:t xml:space="preserve">Иван Белянов</w:t>
       </w:r>
       <w:r>
         <w:br/>
@@ -7063,28 +7825,19 @@
         <w:t xml:space="preserve"/>
       </w:r>
       <w:r>
-        <w:t xml:space="preserve"/>
-      </w:r>
-      <w:r>
-        <w:rPr>
-          <w:lang w:val="en-US"/>
-        </w:rPr>
-        <w:t xml:space="preserve"/>
-      </w:r>
-      <w:r>
-        <w:t xml:space="preserve">30</w:t>
-      </w:r>
-      <w:r>
-        <w:tab/>
-        <w:t xml:space="preserve">1:07:25.7</w:t>
-      </w:r>
-      <w:r>
-        <w:tab/>
-        <w:t xml:space="preserve">114</w:t>
-      </w:r>
-      <w:r>
-        <w:tab/>
-        <w:t xml:space="preserve">Лазар Кърчев</w:t>
+        <w:t xml:space="preserve">48</w:t>
+      </w:r>
+      <w:r>
+        <w:tab/>
+        <w:t xml:space="preserve">1:27:57.9</w:t>
+      </w:r>
+      <w:r>
+        <w:tab/>
+        <w:t xml:space="preserve">113</w:t>
+      </w:r>
+      <w:r>
+        <w:tab/>
+        <w:t xml:space="preserve">Лазар Варин</w:t>
       </w:r>
       <w:r>
         <w:br/>
@@ -7102,19 +7855,19 @@
         <w:t xml:space="preserve"/>
       </w:r>
       <w:r>
-        <w:t xml:space="preserve">31</w:t>
-      </w:r>
-      <w:r>
-        <w:tab/>
-        <w:t xml:space="preserve">1:07:36.5</w:t>
-      </w:r>
-      <w:r>
-        <w:tab/>
-        <w:t xml:space="preserve">112</w:t>
-      </w:r>
-      <w:r>
-        <w:tab/>
-        <w:t xml:space="preserve">Кристиян Стоянов</w:t>
+        <w:t xml:space="preserve">49</w:t>
+      </w:r>
+      <w:r>
+        <w:tab/>
+        <w:t xml:space="preserve">1:37:45.5</w:t>
+      </w:r>
+      <w:r>
+        <w:tab/>
+        <w:t xml:space="preserve">75</w:t>
+      </w:r>
+      <w:r>
+        <w:tab/>
+        <w:t xml:space="preserve">Димитър Дишев</w:t>
       </w:r>
       <w:r>
         <w:br/>
@@ -7132,19 +7885,46 @@
         <w:t xml:space="preserve"/>
       </w:r>
       <w:r>
-        <w:t xml:space="preserve">32</w:t>
-      </w:r>
-      <w:r>
-        <w:tab/>
-        <w:t xml:space="preserve">1:07:50.0</w:t>
-      </w:r>
-      <w:r>
-        <w:tab/>
-        <w:t xml:space="preserve">165</w:t>
-      </w:r>
-      <w:r>
-        <w:tab/>
-        <w:t xml:space="preserve">Станислав Крушовалиев</w:t>
+        <w:t xml:space="preserve"/>
+      </w:r>
+      <w:r>
+        <w:rPr>
+          <w:lang w:val="en-US"/>
+        </w:rPr>
+        <w:t xml:space="preserve"/>
+      </w:r>
+      <w:r>
+        <w:t xml:space="preserve"/>
+      </w:r>
+      <w:r>
+        <w:rPr>
+          <w:lang w:val="en-US"/>
+        </w:rPr>
+        <w:t xml:space="preserve"/>
+      </w:r>
+      <w:r>
+        <w:t xml:space="preserve"/>
+      </w:r>
+      <w:r>
+        <w:rPr>
+          <w:lang w:val="en-US"/>
+        </w:rPr>
+        <w:t xml:space="preserve"/>
+      </w:r>
+      <w:r>
+        <w:t xml:space="preserve">50</w:t>
+      </w:r>
+      <w:r>
+        <w:tab/>
+        <w:t xml:space="preserve">2:05:01.9</w:t>
+      </w:r>
+      <w:r>
+        <w:tab/>
+        <w:t xml:space="preserve">185</w:t>
+      </w:r>
+      <w:r>
+        <w:tab/>
+        <w:t xml:space="preserve">Христо Боянов</w:t>
       </w:r>
       <w:r>
         <w:br/>
@@ -7159,528 +7939,6 @@
         <w:rPr>
           <w:lang w:val="en-US"/>
         </w:rPr>
-        <w:t xml:space="preserve"/>
-      </w:r>
-      <w:r>
-        <w:t xml:space="preserve"/>
-      </w:r>
-      <w:r>
-        <w:rPr>
-          <w:lang w:val="en-US"/>
-        </w:rPr>
-        <w:t xml:space="preserve"/>
-      </w:r>
-      <w:r>
-        <w:t xml:space="preserve">33</w:t>
-      </w:r>
-      <w:r>
-        <w:tab/>
-        <w:t xml:space="preserve">1:09:04.2</w:t>
-      </w:r>
-      <w:r>
-        <w:tab/>
-        <w:t xml:space="preserve">156</w:t>
-      </w:r>
-      <w:r>
-        <w:tab/>
-        <w:t xml:space="preserve">Радослав Дурев</w:t>
-      </w:r>
-      <w:r>
-        <w:br/>
-      </w:r>
-      <w:r>
-        <w:t xml:space="preserve"/>
-      </w:r>
-      <w:r>
-        <w:t xml:space="preserve"/>
-      </w:r>
-      <w:r>
-        <w:rPr>
-          <w:lang w:val="en-US"/>
-        </w:rPr>
-        <w:t xml:space="preserve"/>
-      </w:r>
-      <w:r>
-        <w:t xml:space="preserve">34</w:t>
-      </w:r>
-      <w:r>
-        <w:tab/>
-        <w:t xml:space="preserve">1:09:11.7</w:t>
-      </w:r>
-      <w:r>
-        <w:tab/>
-        <w:t xml:space="preserve">122</w:t>
-      </w:r>
-      <w:r>
-        <w:tab/>
-        <w:t xml:space="preserve">Мартин Малечков</w:t>
-      </w:r>
-      <w:r>
-        <w:br/>
-      </w:r>
-      <w:r>
-        <w:t xml:space="preserve"/>
-      </w:r>
-      <w:r>
-        <w:t xml:space="preserve"/>
-      </w:r>
-      <w:r>
-        <w:rPr>
-          <w:lang w:val="en-US"/>
-        </w:rPr>
-        <w:t xml:space="preserve"/>
-      </w:r>
-      <w:r>
-        <w:t xml:space="preserve">35</w:t>
-      </w:r>
-      <w:r>
-        <w:tab/>
-        <w:t xml:space="preserve">1:09:30.3</w:t>
-      </w:r>
-      <w:r>
-        <w:tab/>
-        <w:t xml:space="preserve">106</w:t>
-      </w:r>
-      <w:r>
-        <w:tab/>
-        <w:t xml:space="preserve">Кирил Дамянов</w:t>
-      </w:r>
-      <w:r>
-        <w:br/>
-      </w:r>
-      <w:r>
-        <w:t xml:space="preserve"/>
-      </w:r>
-      <w:r>
-        <w:t xml:space="preserve"/>
-      </w:r>
-      <w:r>
-        <w:rPr>
-          <w:lang w:val="en-US"/>
-        </w:rPr>
-        <w:t xml:space="preserve"/>
-      </w:r>
-      <w:r>
-        <w:t xml:space="preserve">36</w:t>
-      </w:r>
-      <w:r>
-        <w:tab/>
-        <w:t xml:space="preserve">1:09:39.6</w:t>
-      </w:r>
-      <w:r>
-        <w:tab/>
-        <w:t xml:space="preserve">40</w:t>
-      </w:r>
-      <w:r>
-        <w:tab/>
-        <w:t xml:space="preserve">Валентин Василев</w:t>
-      </w:r>
-      <w:r>
-        <w:br/>
-      </w:r>
-      <w:r>
-        <w:t xml:space="preserve"/>
-      </w:r>
-      <w:r>
-        <w:t xml:space="preserve"/>
-      </w:r>
-      <w:r>
-        <w:rPr>
-          <w:lang w:val="en-US"/>
-        </w:rPr>
-        <w:t xml:space="preserve"/>
-      </w:r>
-      <w:r>
-        <w:t xml:space="preserve">37</w:t>
-      </w:r>
-      <w:r>
-        <w:tab/>
-        <w:t xml:space="preserve">1:09:40.6</w:t>
-      </w:r>
-      <w:r>
-        <w:tab/>
-        <w:t xml:space="preserve">56</w:t>
-      </w:r>
-      <w:r>
-        <w:tab/>
-        <w:t xml:space="preserve">Владимир Тумбев</w:t>
-      </w:r>
-      <w:r>
-        <w:br/>
-      </w:r>
-      <w:r>
-        <w:t xml:space="preserve"/>
-      </w:r>
-      <w:r>
-        <w:t xml:space="preserve"/>
-      </w:r>
-      <w:r>
-        <w:rPr>
-          <w:lang w:val="en-US"/>
-        </w:rPr>
-        <w:t xml:space="preserve"/>
-      </w:r>
-      <w:r>
-        <w:t xml:space="preserve"/>
-      </w:r>
-      <w:r>
-        <w:rPr>
-          <w:lang w:val="en-US"/>
-        </w:rPr>
-        <w:t xml:space="preserve"/>
-      </w:r>
-      <w:r>
-        <w:t xml:space="preserve">38</w:t>
-      </w:r>
-      <w:r>
-        <w:tab/>
-        <w:t xml:space="preserve">1:11:06.6</w:t>
-      </w:r>
-      <w:r>
-        <w:tab/>
-        <w:t xml:space="preserve">203</w:t>
-      </w:r>
-      <w:r>
-        <w:tab/>
-        <w:t xml:space="preserve">Павло Левко</w:t>
-      </w:r>
-      <w:r>
-        <w:br/>
-      </w:r>
-      <w:r>
-        <w:t xml:space="preserve"/>
-      </w:r>
-      <w:r>
-        <w:t xml:space="preserve"/>
-      </w:r>
-      <w:r>
-        <w:rPr>
-          <w:lang w:val="en-US"/>
-        </w:rPr>
-        <w:t xml:space="preserve"/>
-      </w:r>
-      <w:r>
-        <w:t xml:space="preserve">39</w:t>
-      </w:r>
-      <w:r>
-        <w:tab/>
-        <w:t xml:space="preserve">1:14:50.6</w:t>
-      </w:r>
-      <w:r>
-        <w:tab/>
-        <w:t xml:space="preserve">61</w:t>
-      </w:r>
-      <w:r>
-        <w:tab/>
-        <w:t xml:space="preserve">Георги Стоянов</w:t>
-      </w:r>
-      <w:r>
-        <w:br/>
-      </w:r>
-      <w:r>
-        <w:t xml:space="preserve"/>
-      </w:r>
-      <w:r>
-        <w:t xml:space="preserve"/>
-      </w:r>
-      <w:r>
-        <w:rPr>
-          <w:lang w:val="en-US"/>
-        </w:rPr>
-        <w:t xml:space="preserve"/>
-      </w:r>
-      <w:r>
-        <w:t xml:space="preserve">40</w:t>
-      </w:r>
-      <w:r>
-        <w:tab/>
-        <w:t xml:space="preserve">1:16:46.8</w:t>
-      </w:r>
-      <w:r>
-        <w:tab/>
-        <w:t xml:space="preserve">120</w:t>
-      </w:r>
-      <w:r>
-        <w:tab/>
-        <w:t xml:space="preserve">Мартин Добрев</w:t>
-      </w:r>
-      <w:r>
-        <w:br/>
-      </w:r>
-      <w:r>
-        <w:t xml:space="preserve"/>
-      </w:r>
-      <w:r>
-        <w:t xml:space="preserve"/>
-      </w:r>
-      <w:r>
-        <w:rPr>
-          <w:lang w:val="en-US"/>
-        </w:rPr>
-        <w:t xml:space="preserve"/>
-      </w:r>
-      <w:r>
-        <w:t xml:space="preserve"/>
-      </w:r>
-      <w:r>
-        <w:rPr>
-          <w:lang w:val="en-US"/>
-        </w:rPr>
-        <w:t xml:space="preserve"/>
-      </w:r>
-      <w:r>
-        <w:t xml:space="preserve">41</w:t>
-      </w:r>
-      <w:r>
-        <w:tab/>
-        <w:t xml:space="preserve">1:20:06.5</w:t>
-      </w:r>
-      <w:r>
-        <w:tab/>
-        <w:t xml:space="preserve">26</w:t>
-      </w:r>
-      <w:r>
-        <w:tab/>
-        <w:t xml:space="preserve">Александър Димитров</w:t>
-      </w:r>
-      <w:r>
-        <w:br/>
-      </w:r>
-      <w:r>
-        <w:t xml:space="preserve"/>
-      </w:r>
-      <w:r>
-        <w:t xml:space="preserve"/>
-      </w:r>
-      <w:r>
-        <w:rPr>
-          <w:lang w:val="en-US"/>
-        </w:rPr>
-        <w:t xml:space="preserve"/>
-      </w:r>
-      <w:r>
-        <w:t xml:space="preserve">42</w:t>
-      </w:r>
-      <w:r>
-        <w:tab/>
-        <w:t xml:space="preserve">1:20:25.4</w:t>
-      </w:r>
-      <w:r>
-        <w:tab/>
-        <w:t xml:space="preserve">159</w:t>
-      </w:r>
-      <w:r>
-        <w:tab/>
-        <w:t xml:space="preserve">Светослав Сугарев</w:t>
-      </w:r>
-      <w:r>
-        <w:br/>
-      </w:r>
-      <w:r>
-        <w:t xml:space="preserve"/>
-      </w:r>
-      <w:r>
-        <w:t xml:space="preserve"/>
-      </w:r>
-      <w:r>
-        <w:rPr>
-          <w:lang w:val="en-US"/>
-        </w:rPr>
-        <w:t xml:space="preserve"/>
-      </w:r>
-      <w:r>
-        <w:t xml:space="preserve">43</w:t>
-      </w:r>
-      <w:r>
-        <w:tab/>
-        <w:t xml:space="preserve">1:20:26.6</w:t>
-      </w:r>
-      <w:r>
-        <w:tab/>
-        <w:t xml:space="preserve">124</w:t>
-      </w:r>
-      <w:r>
-        <w:tab/>
-        <w:t xml:space="preserve">Мартин Сугарев</w:t>
-      </w:r>
-      <w:r>
-        <w:br/>
-      </w:r>
-      <w:r>
-        <w:t xml:space="preserve"/>
-      </w:r>
-      <w:r>
-        <w:t xml:space="preserve"/>
-      </w:r>
-      <w:r>
-        <w:rPr>
-          <w:lang w:val="en-US"/>
-        </w:rPr>
-        <w:t xml:space="preserve"/>
-      </w:r>
-      <w:r>
-        <w:t xml:space="preserve"/>
-      </w:r>
-      <w:r>
-        <w:rPr>
-          <w:lang w:val="en-US"/>
-        </w:rPr>
-        <w:t xml:space="preserve"/>
-      </w:r>
-      <w:r>
-        <w:t xml:space="preserve"/>
-      </w:r>
-      <w:r>
-        <w:rPr>
-          <w:lang w:val="en-US"/>
-        </w:rPr>
-        <w:t xml:space="preserve"/>
-      </w:r>
-      <w:r>
-        <w:t xml:space="preserve">44</w:t>
-      </w:r>
-      <w:r>
-        <w:tab/>
-        <w:t xml:space="preserve">1:24:06.6</w:t>
-      </w:r>
-      <w:r>
-        <w:tab/>
-        <w:t xml:space="preserve">94</w:t>
-      </w:r>
-      <w:r>
-        <w:tab/>
-        <w:t xml:space="preserve">Иван Белянов</w:t>
-      </w:r>
-      <w:r>
-        <w:br/>
-      </w:r>
-      <w:r>
-        <w:t xml:space="preserve"/>
-      </w:r>
-      <w:r>
-        <w:t xml:space="preserve"/>
-      </w:r>
-      <w:r>
-        <w:rPr>
-          <w:lang w:val="en-US"/>
-        </w:rPr>
-        <w:t xml:space="preserve"/>
-      </w:r>
-      <w:r>
-        <w:t xml:space="preserve">45</w:t>
-      </w:r>
-      <w:r>
-        <w:tab/>
-        <w:t xml:space="preserve">1:27:57.9</w:t>
-      </w:r>
-      <w:r>
-        <w:tab/>
-        <w:t xml:space="preserve">113</w:t>
-      </w:r>
-      <w:r>
-        <w:tab/>
-        <w:t xml:space="preserve">Лазар Варин</w:t>
-      </w:r>
-      <w:r>
-        <w:br/>
-      </w:r>
-      <w:r>
-        <w:t xml:space="preserve"/>
-      </w:r>
-      <w:r>
-        <w:t xml:space="preserve"/>
-      </w:r>
-      <w:r>
-        <w:rPr>
-          <w:lang w:val="en-US"/>
-        </w:rPr>
-        <w:t xml:space="preserve"/>
-      </w:r>
-      <w:r>
-        <w:t xml:space="preserve"/>
-      </w:r>
-      <w:r>
-        <w:rPr>
-          <w:lang w:val="en-US"/>
-        </w:rPr>
-        <w:t xml:space="preserve"/>
-      </w:r>
-      <w:r>
-        <w:t xml:space="preserve">46</w:t>
-      </w:r>
-      <w:r>
-        <w:tab/>
-        <w:t xml:space="preserve">1:37:45.5</w:t>
-      </w:r>
-      <w:r>
-        <w:tab/>
-        <w:t xml:space="preserve">75</w:t>
-      </w:r>
-      <w:r>
-        <w:tab/>
-        <w:t xml:space="preserve">Димитър Дишев</w:t>
-      </w:r>
-      <w:r>
-        <w:br/>
-      </w:r>
-      <w:r>
-        <w:t xml:space="preserve"/>
-      </w:r>
-      <w:r>
-        <w:t xml:space="preserve"/>
-      </w:r>
-      <w:r>
-        <w:rPr>
-          <w:lang w:val="en-US"/>
-        </w:rPr>
-        <w:t xml:space="preserve"/>
-      </w:r>
-      <w:r>
-        <w:t xml:space="preserve"/>
-      </w:r>
-      <w:r>
-        <w:rPr>
-          <w:lang w:val="en-US"/>
-        </w:rPr>
-        <w:t xml:space="preserve"/>
-      </w:r>
-      <w:r>
-        <w:t xml:space="preserve"/>
-      </w:r>
-      <w:r>
-        <w:rPr>
-          <w:lang w:val="en-US"/>
-        </w:rPr>
-        <w:t xml:space="preserve"/>
-      </w:r>
-      <w:r>
-        <w:t xml:space="preserve"/>
-      </w:r>
-      <w:r>
-        <w:rPr>
-          <w:lang w:val="en-US"/>
-        </w:rPr>
-        <w:t xml:space="preserve"/>
-      </w:r>
-      <w:r>
-        <w:t xml:space="preserve">47</w:t>
-      </w:r>
-      <w:r>
-        <w:tab/>
-        <w:t xml:space="preserve">2:05:01.9</w:t>
-      </w:r>
-      <w:r>
-        <w:tab/>
-        <w:t xml:space="preserve">185</w:t>
-      </w:r>
-      <w:r>
-        <w:tab/>
-        <w:t xml:space="preserve">Христо Боянов</w:t>
-      </w:r>
-      <w:r>
-        <w:br/>
-      </w:r>
-      <w:r>
         <w:t xml:space="preserve"/>
       </w:r>
       <w:r>
@@ -8425,10 +8683,88 @@
         <w:t xml:space="preserve"/>
       </w:r>
       <w:r>
+        <w:rPr>
+          <w:lang w:val="en-US"/>
+        </w:rPr>
+        <w:t xml:space="preserve"/>
+      </w:r>
+      <w:r>
         <w:t xml:space="preserve">4</w:t>
       </w:r>
       <w:r>
         <w:tab/>
+        <w:t xml:space="preserve">0:56:02.8</w:t>
+      </w:r>
+      <w:r>
+        <w:tab/>
+        <w:t xml:space="preserve">175</w:t>
+      </w:r>
+      <w:r>
+        <w:tab/>
+        <w:t xml:space="preserve">Аглика Бяндова</w:t>
+      </w:r>
+      <w:r>
+        <w:br/>
+      </w:r>
+      <w:r>
+        <w:t xml:space="preserve"/>
+      </w:r>
+      <w:r>
+        <w:rPr>
+          <w:lang w:val="en-US"/>
+        </w:rPr>
+        <w:t xml:space="preserve"/>
+      </w:r>
+      <w:r>
+        <w:t xml:space="preserve">5</w:t>
+      </w:r>
+      <w:r>
+        <w:tab/>
+        <w:t xml:space="preserve">0:56:15.0</w:t>
+      </w:r>
+      <w:r>
+        <w:tab/>
+        <w:t xml:space="preserve">83</w:t>
+      </w:r>
+      <w:r>
+        <w:tab/>
+        <w:t xml:space="preserve">Елена Кемилева</w:t>
+      </w:r>
+      <w:r>
+        <w:br/>
+      </w:r>
+      <w:r>
+        <w:t xml:space="preserve"/>
+      </w:r>
+      <w:r>
+        <w:rPr>
+          <w:lang w:val="en-US"/>
+        </w:rPr>
+        <w:t xml:space="preserve"/>
+      </w:r>
+      <w:r>
+        <w:rPr>
+          <w:lang w:val="en-US"/>
+        </w:rPr>
+        <w:t xml:space="preserve"/>
+      </w:r>
+      <w:r>
+        <w:rPr>
+          <w:lang w:val="en-US"/>
+        </w:rPr>
+        <w:t xml:space="preserve"/>
+      </w:r>
+      <w:r>
+        <w:rPr>
+          <w:lang w:val="en-US"/>
+        </w:rPr>
+        <w:t xml:space="preserve"/>
+      </w:r>
+      <w:r>
+        <w:t xml:space="preserve">6</w:t>
+      </w:r>
+      <w:r>
+        <w:tab/>
         <w:t xml:space="preserve">0:57:18.2</w:t>
       </w:r>
       <w:r>
@@ -8470,13 +8806,7 @@
         <w:t xml:space="preserve"/>
       </w:r>
       <w:r>
-        <w:rPr>
-          <w:lang w:val="en-US"/>
-        </w:rPr>
-        <w:t xml:space="preserve"/>
-      </w:r>
-      <w:r>
-        <w:t xml:space="preserve">5</w:t>
+        <w:t xml:space="preserve">7</w:t>
       </w:r>
       <w:r>
         <w:tab/>
@@ -8503,7 +8833,7 @@
         <w:t xml:space="preserve"/>
       </w:r>
       <w:r>
-        <w:t xml:space="preserve">6</w:t>
+        <w:t xml:space="preserve">8</w:t>
       </w:r>
       <w:r>
         <w:tab/>
@@ -8530,7 +8860,7 @@
         <w:t xml:space="preserve"/>
       </w:r>
       <w:r>
-        <w:t xml:space="preserve">7</w:t>
+        <w:t xml:space="preserve">9</w:t>
       </w:r>
       <w:r>
         <w:tab/>
@@ -8557,19 +8887,25 @@
         <w:t xml:space="preserve"/>
       </w:r>
       <w:r>
-        <w:t xml:space="preserve">8</w:t>
-      </w:r>
-      <w:r>
-        <w:tab/>
-        <w:t xml:space="preserve">1:00:51.7</w:t>
-      </w:r>
-      <w:r>
-        <w:tab/>
-        <w:t xml:space="preserve">83</w:t>
-      </w:r>
-      <w:r>
-        <w:tab/>
-        <w:t xml:space="preserve">Елена Кемилева</w:t>
+        <w:rPr>
+          <w:lang w:val="en-US"/>
+        </w:rPr>
+        <w:t xml:space="preserve"/>
+      </w:r>
+      <w:r>
+        <w:t xml:space="preserve">10</w:t>
+      </w:r>
+      <w:r>
+        <w:tab/>
+        <w:t xml:space="preserve">1:01:18.5</w:t>
+      </w:r>
+      <w:r>
+        <w:tab/>
+        <w:t xml:space="preserve">13</w:t>
+      </w:r>
+      <w:r>
+        <w:tab/>
+        <w:t xml:space="preserve">Милица Мирчева</w:t>
       </w:r>
       <w:r>
         <w:br/>
@@ -8584,13 +8920,7 @@
         <w:t xml:space="preserve"/>
       </w:r>
       <w:r>
-        <w:rPr>
-          <w:lang w:val="en-US"/>
-        </w:rPr>
-        <w:t xml:space="preserve"/>
-      </w:r>
-      <w:r>
-        <w:t xml:space="preserve">9</w:t>
+        <w:t xml:space="preserve">11</w:t>
       </w:r>
       <w:r>
         <w:tab/>
@@ -8623,7 +8953,7 @@
         <w:t xml:space="preserve"/>
       </w:r>
       <w:r>
-        <w:t xml:space="preserve">10</w:t>
+        <w:t xml:space="preserve">12</w:t>
       </w:r>
       <w:r>
         <w:tab/>
@@ -8662,7 +8992,7 @@
         <w:t xml:space="preserve"/>
       </w:r>
       <w:r>
-        <w:t xml:space="preserve">11</w:t>
+        <w:t xml:space="preserve">13</w:t>
       </w:r>
       <w:r>
         <w:tab/>
@@ -8689,7 +9019,7 @@
         <w:t xml:space="preserve"/>
       </w:r>
       <w:r>
-        <w:t xml:space="preserve">12</w:t>
+        <w:t xml:space="preserve">14</w:t>
       </w:r>
       <w:r>
         <w:tab/>
@@ -8770,7 +9100,7 @@
         <w:t xml:space="preserve"/>
       </w:r>
       <w:r>
-        <w:t xml:space="preserve">13</w:t>
+        <w:t xml:space="preserve">15</w:t>
       </w:r>
       <w:r>
         <w:tab/>
@@ -8815,7 +9145,7 @@
         <w:t xml:space="preserve"/>
       </w:r>
       <w:r>
-        <w:t xml:space="preserve">14</w:t>
+        <w:t xml:space="preserve">16</w:t>
       </w:r>
       <w:r>
         <w:tab/>
@@ -8872,7 +9202,7 @@
         <w:t xml:space="preserve"/>
       </w:r>
       <w:r>
-        <w:t xml:space="preserve">15</w:t>
+        <w:t xml:space="preserve">17</w:t>
       </w:r>
       <w:r>
         <w:tab/>
@@ -8917,7 +9247,7 @@
         <w:t xml:space="preserve"/>
       </w:r>
       <w:r>
-        <w:t xml:space="preserve">16</w:t>
+        <w:t xml:space="preserve">18</w:t>
       </w:r>
       <w:r>
         <w:tab/>
@@ -8962,7 +9292,7 @@
         <w:t xml:space="preserve"/>
       </w:r>
       <w:r>
-        <w:t xml:space="preserve">17</w:t>
+        <w:t xml:space="preserve">19</w:t>
       </w:r>
       <w:r>
         <w:tab/>
@@ -8989,7 +9319,7 @@
         <w:t xml:space="preserve"/>
       </w:r>
       <w:r>
-        <w:t xml:space="preserve">18</w:t>
+        <w:t xml:space="preserve">20</w:t>
       </w:r>
       <w:r>
         <w:tab/>
@@ -9028,19 +9358,25 @@
         <w:t xml:space="preserve"/>
       </w:r>
       <w:r>
-        <w:t xml:space="preserve">19</w:t>
-      </w:r>
-      <w:r>
-        <w:tab/>
-        <w:t xml:space="preserve">1:29:14.7</w:t>
-      </w:r>
-      <w:r>
-        <w:tab/>
-        <w:t xml:space="preserve">175</w:t>
-      </w:r>
-      <w:r>
-        <w:tab/>
-        <w:t xml:space="preserve">Аглика Бяндова</w:t>
+        <w:rPr>
+          <w:lang w:val="en-US"/>
+        </w:rPr>
+        <w:t xml:space="preserve"/>
+      </w:r>
+      <w:r>
+        <w:t xml:space="preserve">21</w:t>
+      </w:r>
+      <w:r>
+        <w:tab/>
+        <w:t xml:space="preserve">1:41:31.3</w:t>
+      </w:r>
+      <w:r>
+        <w:tab/>
+        <w:t xml:space="preserve">133</w:t>
+      </w:r>
+      <w:r>
+        <w:tab/>
+        <w:t xml:space="preserve">Никол Калчева</w:t>
       </w:r>
       <w:r>
         <w:br/>
@@ -9055,25 +9391,19 @@
         <w:t xml:space="preserve"/>
       </w:r>
       <w:r>
-        <w:rPr>
-          <w:lang w:val="en-US"/>
-        </w:rPr>
-        <w:t xml:space="preserve"/>
-      </w:r>
-      <w:r>
-        <w:t xml:space="preserve">20</w:t>
-      </w:r>
-      <w:r>
-        <w:tab/>
-        <w:t xml:space="preserve">1:41:31.3</w:t>
-      </w:r>
-      <w:r>
-        <w:tab/>
-        <w:t xml:space="preserve">133</w:t>
-      </w:r>
-      <w:r>
-        <w:tab/>
-        <w:t xml:space="preserve">Никол Калчева</w:t>
+        <w:t xml:space="preserve">22</w:t>
+      </w:r>
+      <w:r>
+        <w:tab/>
+        <w:t xml:space="preserve">1:46:18.6</w:t>
+      </w:r>
+      <w:r>
+        <w:tab/>
+        <w:t xml:space="preserve">71</w:t>
+      </w:r>
+      <w:r>
+        <w:tab/>
+        <w:t xml:space="preserve">Деница Минчева</w:t>
       </w:r>
       <w:r>
         <w:br/>
@@ -9088,19 +9418,19 @@
         <w:t xml:space="preserve"/>
       </w:r>
       <w:r>
-        <w:t xml:space="preserve">21</w:t>
-      </w:r>
-      <w:r>
-        <w:tab/>
-        <w:t xml:space="preserve">1:46:18.6</w:t>
-      </w:r>
-      <w:r>
-        <w:tab/>
-        <w:t xml:space="preserve">71</w:t>
-      </w:r>
-      <w:r>
-        <w:tab/>
-        <w:t xml:space="preserve">Деница Минчева</w:t>
+        <w:t xml:space="preserve">23</w:t>
+      </w:r>
+      <w:r>
+        <w:tab/>
+        <w:t xml:space="preserve">1:51:39.8</w:t>
+      </w:r>
+      <w:r>
+        <w:tab/>
+        <w:t xml:space="preserve">115</w:t>
+      </w:r>
+      <w:r>
+        <w:tab/>
+        <w:t xml:space="preserve">Лора Божилова</w:t>
       </w:r>
       <w:r>
         <w:br/>
@@ -9112,27 +9442,6 @@
         <w:rPr>
           <w:lang w:val="en-US"/>
         </w:rPr>
-        <w:t xml:space="preserve"/>
-      </w:r>
-      <w:r>
-        <w:t xml:space="preserve">22</w:t>
-      </w:r>
-      <w:r>
-        <w:tab/>
-        <w:t xml:space="preserve">1:51:39.8</w:t>
-      </w:r>
-      <w:r>
-        <w:tab/>
-        <w:t xml:space="preserve">115</w:t>
-      </w:r>
-      <w:r>
-        <w:tab/>
-        <w:t xml:space="preserve">Лора Божилова</w:t>
-      </w:r>
-      <w:r>
-        <w:br/>
-      </w:r>
-      <w:r>
         <w:t xml:space="preserve"/>
       </w:r>
       <w:r>
@@ -9751,7 +10060,7 @@
                 <w:sz w:val="20"/>
                 <w:szCs w:val="20"/>
               </w:rPr>
-              <w:t xml:space="preserve">36</w:t>
+              <w:t xml:space="preserve">38</w:t>
             </w:r>
           </w:p>
         </w:tc>
@@ -9773,7 +10082,7 @@
                 <w:sz w:val="20"/>
                 <w:szCs w:val="20"/>
               </w:rPr>
-              <w:t xml:space="preserve">28</w:t>
+              <w:t xml:space="preserve">30</w:t>
             </w:r>
           </w:p>
         </w:tc>
@@ -9841,7 +10150,7 @@
                 <w:sz w:val="20"/>
                 <w:szCs w:val="20"/>
               </w:rPr>
-              <w:t xml:space="preserve">63</w:t>
+              <w:t xml:space="preserve">38</w:t>
             </w:r>
           </w:p>
         </w:tc>
@@ -9863,7 +10172,7 @@
                 <w:sz w:val="20"/>
                 <w:szCs w:val="20"/>
               </w:rPr>
-              <w:t xml:space="preserve">49</w:t>
+              <w:t xml:space="preserve">30</w:t>
             </w:r>
           </w:p>
         </w:tc>
@@ -9885,7 +10194,7 @@
                 <w:sz w:val="20"/>
                 <w:szCs w:val="20"/>
               </w:rPr>
-              <w:t xml:space="preserve">14</w:t>
+              <w:t xml:space="preserve">8</w:t>
             </w:r>
           </w:p>
         </w:tc>
@@ -10638,6 +10947,42 @@
         <w:t xml:space="preserve"/>
       </w:r>
       <w:r>
+        <w:t xml:space="preserve"/>
+      </w:r>
+      <w:r>
+        <w:rPr>
+          <w:lang w:val="en-US"/>
+        </w:rPr>
+        <w:t xml:space="preserve"/>
+      </w:r>
+      <w:r>
+        <w:t xml:space="preserve"/>
+      </w:r>
+      <w:r>
+        <w:rPr>
+          <w:lang w:val="en-US"/>
+        </w:rPr>
+        <w:t xml:space="preserve"/>
+      </w:r>
+      <w:r>
+        <w:t xml:space="preserve"/>
+      </w:r>
+      <w:r>
+        <w:rPr>
+          <w:lang w:val="en-US"/>
+        </w:rPr>
+        <w:t xml:space="preserve"/>
+      </w:r>
+      <w:r>
+        <w:t xml:space="preserve"/>
+      </w:r>
+      <w:r>
+        <w:rPr>
+          <w:lang w:val="en-US"/>
+        </w:rPr>
+        <w:t xml:space="preserve"/>
+      </w:r>
+      <w:r>
         <w:t xml:space="preserve">1</w:t>
       </w:r>
       <w:r>
@@ -10771,6 +11116,36 @@
       </w:r>
       <w:r>
         <w:tab/>
+        <w:t xml:space="preserve">0:52:48.9</w:t>
+      </w:r>
+      <w:r>
+        <w:tab/>
+        <w:t xml:space="preserve">25</w:t>
+      </w:r>
+      <w:r>
+        <w:tab/>
+        <w:t xml:space="preserve">Александър Димитров</w:t>
+      </w:r>
+      <w:r>
+        <w:br/>
+      </w:r>
+      <w:r>
+        <w:t xml:space="preserve"/>
+      </w:r>
+      <w:r>
+        <w:t xml:space="preserve"/>
+      </w:r>
+      <w:r>
+        <w:rPr>
+          <w:lang w:val="en-US"/>
+        </w:rPr>
+        <w:t xml:space="preserve"/>
+      </w:r>
+      <w:r>
+        <w:t xml:space="preserve">6</w:t>
+      </w:r>
+      <w:r>
+        <w:tab/>
         <w:t xml:space="preserve">0:52:58.9</w:t>
       </w:r>
       <w:r>
@@ -10797,7 +11172,7 @@
         <w:t xml:space="preserve"/>
       </w:r>
       <w:r>
-        <w:t xml:space="preserve">6</w:t>
+        <w:t xml:space="preserve">7</w:t>
       </w:r>
       <w:r>
         <w:tab/>
@@ -10827,7 +11202,7 @@
         <w:t xml:space="preserve"/>
       </w:r>
       <w:r>
-        <w:t xml:space="preserve">7</w:t>
+        <w:t xml:space="preserve">8</w:t>
       </w:r>
       <w:r>
         <w:tab/>
@@ -10857,19 +11232,526 @@
         <w:t xml:space="preserve"/>
       </w:r>
       <w:r>
+        <w:t xml:space="preserve">9</w:t>
+      </w:r>
+      <w:r>
+        <w:tab/>
+        <w:t xml:space="preserve">0:54:17.8</w:t>
+      </w:r>
+      <w:r>
+        <w:tab/>
+        <w:t xml:space="preserve">166</w:t>
+      </w:r>
+      <w:r>
+        <w:tab/>
+        <w:t xml:space="preserve">Стоян Мавродиев</w:t>
+      </w:r>
+      <w:r>
+        <w:br/>
+      </w:r>
+      <w:r>
+        <w:t xml:space="preserve"/>
+      </w:r>
+      <w:r>
+        <w:t xml:space="preserve"/>
+      </w:r>
+      <w:r>
+        <w:rPr>
+          <w:lang w:val="en-US"/>
+        </w:rPr>
+        <w:t xml:space="preserve"/>
+      </w:r>
+      <w:r>
+        <w:t xml:space="preserve"/>
+      </w:r>
+      <w:r>
+        <w:rPr>
+          <w:lang w:val="en-US"/>
+        </w:rPr>
+        <w:t xml:space="preserve"/>
+      </w:r>
+      <w:r>
+        <w:t xml:space="preserve">10</w:t>
+      </w:r>
+      <w:r>
+        <w:tab/>
+        <w:t xml:space="preserve">0:55:54.5</w:t>
+      </w:r>
+      <w:r>
+        <w:tab/>
+        <w:t xml:space="preserve">88</w:t>
+      </w:r>
+      <w:r>
+        <w:tab/>
+        <w:t xml:space="preserve">Емил Димитров</w:t>
+      </w:r>
+      <w:r>
+        <w:br/>
+      </w:r>
+      <w:r>
+        <w:t xml:space="preserve"/>
+      </w:r>
+      <w:r>
+        <w:t xml:space="preserve"/>
+      </w:r>
+      <w:r>
+        <w:rPr>
+          <w:lang w:val="en-US"/>
+        </w:rPr>
+        <w:t xml:space="preserve"/>
+      </w:r>
+      <w:r>
+        <w:t xml:space="preserve">11</w:t>
+      </w:r>
+      <w:r>
+        <w:tab/>
+        <w:t xml:space="preserve">0:56:09.1</w:t>
+      </w:r>
+      <w:r>
+        <w:tab/>
+        <w:t xml:space="preserve">102</w:t>
+      </w:r>
+      <w:r>
+        <w:tab/>
+        <w:t xml:space="preserve">Илиян Петков</w:t>
+      </w:r>
+      <w:r>
+        <w:br/>
+      </w:r>
+      <w:r>
+        <w:t xml:space="preserve"/>
+      </w:r>
+      <w:r>
+        <w:t xml:space="preserve"/>
+      </w:r>
+      <w:r>
+        <w:rPr>
+          <w:lang w:val="en-US"/>
+        </w:rPr>
+        <w:t xml:space="preserve"/>
+      </w:r>
+      <w:r>
+        <w:t xml:space="preserve">12</w:t>
+      </w:r>
+      <w:r>
+        <w:tab/>
+        <w:t xml:space="preserve">0:56:10.1</w:t>
+      </w:r>
+      <w:r>
+        <w:tab/>
+        <w:t xml:space="preserve">180</w:t>
+      </w:r>
+      <w:r>
+        <w:tab/>
+        <w:t xml:space="preserve">Емилиян Френчев</w:t>
+      </w:r>
+      <w:r>
+        <w:br/>
+      </w:r>
+      <w:r>
+        <w:t xml:space="preserve"/>
+      </w:r>
+      <w:r>
+        <w:t xml:space="preserve"/>
+      </w:r>
+      <w:r>
+        <w:rPr>
+          <w:lang w:val="en-US"/>
+        </w:rPr>
+        <w:t xml:space="preserve"/>
+      </w:r>
+      <w:r>
+        <w:t xml:space="preserve">13</w:t>
+      </w:r>
+      <w:r>
+        <w:tab/>
+        <w:t xml:space="preserve">0:58:33.6</w:t>
+      </w:r>
+      <w:r>
+        <w:tab/>
+        <w:t xml:space="preserve">149</w:t>
+      </w:r>
+      <w:r>
+        <w:tab/>
+        <w:t xml:space="preserve">Петър Тодоров</w:t>
+      </w:r>
+      <w:r>
+        <w:br/>
+      </w:r>
+      <w:r>
+        <w:t xml:space="preserve"/>
+      </w:r>
+      <w:r>
+        <w:t xml:space="preserve"/>
+      </w:r>
+      <w:r>
+        <w:rPr>
+          <w:lang w:val="en-US"/>
+        </w:rPr>
+        <w:t xml:space="preserve"/>
+      </w:r>
+      <w:r>
+        <w:t xml:space="preserve">14</w:t>
+      </w:r>
+      <w:r>
+        <w:tab/>
+        <w:t xml:space="preserve">0:59:08.6</w:t>
+      </w:r>
+      <w:r>
+        <w:tab/>
+        <w:t xml:space="preserve">23</w:t>
+      </w:r>
+      <w:r>
+        <w:tab/>
+        <w:t xml:space="preserve">Александър Бекяров</w:t>
+      </w:r>
+      <w:r>
+        <w:br/>
+      </w:r>
+      <w:r>
+        <w:t xml:space="preserve"/>
+      </w:r>
+      <w:r>
+        <w:t xml:space="preserve"/>
+      </w:r>
+      <w:r>
+        <w:rPr>
+          <w:lang w:val="en-US"/>
+        </w:rPr>
+        <w:t xml:space="preserve"/>
+      </w:r>
+      <w:r>
+        <w:t xml:space="preserve">15</w:t>
+      </w:r>
+      <w:r>
+        <w:tab/>
+        <w:t xml:space="preserve">0:59:43.6</w:t>
+      </w:r>
+      <w:r>
+        <w:tab/>
+        <w:t xml:space="preserve">60</w:t>
+      </w:r>
+      <w:r>
+        <w:tab/>
+        <w:t xml:space="preserve">Георги Котирков</w:t>
+      </w:r>
+      <w:r>
+        <w:br/>
+      </w:r>
+      <w:r>
+        <w:t xml:space="preserve"/>
+      </w:r>
+      <w:r>
+        <w:t xml:space="preserve"/>
+      </w:r>
+      <w:r>
+        <w:rPr>
+          <w:lang w:val="en-US"/>
+        </w:rPr>
+        <w:t xml:space="preserve"/>
+      </w:r>
+      <w:r>
+        <w:t xml:space="preserve">16</w:t>
+      </w:r>
+      <w:r>
+        <w:tab/>
+        <w:t xml:space="preserve">1:00:15.7</w:t>
+      </w:r>
+      <w:r>
+        <w:tab/>
+        <w:t xml:space="preserve">109</w:t>
+      </w:r>
+      <w:r>
+        <w:tab/>
+        <w:t xml:space="preserve">Красимир Гергов</w:t>
+      </w:r>
+      <w:r>
+        <w:br/>
+      </w:r>
+      <w:r>
+        <w:t xml:space="preserve"/>
+      </w:r>
+      <w:r>
+        <w:t xml:space="preserve"/>
+      </w:r>
+      <w:r>
+        <w:rPr>
+          <w:lang w:val="en-US"/>
+        </w:rPr>
+        <w:t xml:space="preserve"/>
+      </w:r>
+      <w:r>
+        <w:t xml:space="preserve">17</w:t>
+      </w:r>
+      <w:r>
+        <w:tab/>
+        <w:t xml:space="preserve">1:00:20.7</w:t>
+      </w:r>
+      <w:r>
+        <w:tab/>
+        <w:t xml:space="preserve">90</w:t>
+      </w:r>
+      <w:r>
+        <w:tab/>
+        <w:t xml:space="preserve">Емил Филипов</w:t>
+      </w:r>
+      <w:r>
+        <w:br/>
+      </w:r>
+      <w:r>
+        <w:t xml:space="preserve"/>
+      </w:r>
+      <w:r>
+        <w:t xml:space="preserve"/>
+      </w:r>
+      <w:r>
+        <w:rPr>
+          <w:lang w:val="en-US"/>
+        </w:rPr>
+        <w:t xml:space="preserve"/>
+      </w:r>
+      <w:r>
+        <w:t xml:space="preserve">18</w:t>
+      </w:r>
+      <w:r>
+        <w:tab/>
+        <w:t xml:space="preserve">1:01:47.5</w:t>
+      </w:r>
+      <w:r>
+        <w:tab/>
+        <w:t xml:space="preserve">174</w:t>
+      </w:r>
+      <w:r>
+        <w:tab/>
+        <w:t xml:space="preserve">Янко Месьов</w:t>
+      </w:r>
+      <w:r>
+        <w:br/>
+      </w:r>
+      <w:r>
+        <w:t xml:space="preserve"/>
+      </w:r>
+      <w:r>
+        <w:t xml:space="preserve"/>
+      </w:r>
+      <w:r>
+        <w:rPr>
+          <w:lang w:val="en-US"/>
+        </w:rPr>
+        <w:t xml:space="preserve"/>
+      </w:r>
+      <w:r>
+        <w:t xml:space="preserve">19</w:t>
+      </w:r>
+      <w:r>
+        <w:tab/>
+        <w:t xml:space="preserve">1:03:15.8</w:t>
+      </w:r>
+      <w:r>
+        <w:tab/>
+        <w:t xml:space="preserve">163</w:t>
+      </w:r>
+      <w:r>
+        <w:tab/>
+        <w:t xml:space="preserve">Славчо Тумбев</w:t>
+      </w:r>
+      <w:r>
+        <w:br/>
+      </w:r>
+      <w:r>
+        <w:t xml:space="preserve"/>
+      </w:r>
+      <w:r>
+        <w:t xml:space="preserve"/>
+      </w:r>
+      <w:r>
+        <w:rPr>
+          <w:lang w:val="en-US"/>
+        </w:rPr>
+        <w:t xml:space="preserve"/>
+      </w:r>
+      <w:r>
+        <w:t xml:space="preserve">20</w:t>
+      </w:r>
+      <w:r>
+        <w:tab/>
+        <w:t xml:space="preserve">1:03:40.6</w:t>
+      </w:r>
+      <w:r>
+        <w:tab/>
+        <w:t xml:space="preserve">214</w:t>
+      </w:r>
+      <w:r>
+        <w:tab/>
+        <w:t xml:space="preserve">Влади Веков</w:t>
+      </w:r>
+      <w:r>
+        <w:br/>
+      </w:r>
+      <w:r>
+        <w:t xml:space="preserve"/>
+      </w:r>
+      <w:r>
+        <w:t xml:space="preserve"/>
+      </w:r>
+      <w:r>
+        <w:rPr>
+          <w:lang w:val="en-US"/>
+        </w:rPr>
+        <w:t xml:space="preserve"/>
+      </w:r>
+      <w:r>
+        <w:t xml:space="preserve">21</w:t>
+      </w:r>
+      <w:r>
+        <w:tab/>
+        <w:t xml:space="preserve">1:05:29.1</w:t>
+      </w:r>
+      <w:r>
+        <w:tab/>
+        <w:t xml:space="preserve">190</w:t>
+      </w:r>
+      <w:r>
+        <w:tab/>
+        <w:t xml:space="preserve">Костадин Ганчев</w:t>
+      </w:r>
+      <w:r>
+        <w:br/>
+      </w:r>
+      <w:r>
+        <w:t xml:space="preserve"/>
+      </w:r>
+      <w:r>
+        <w:t xml:space="preserve"/>
+      </w:r>
+      <w:r>
+        <w:rPr>
+          <w:lang w:val="en-US"/>
+        </w:rPr>
+        <w:t xml:space="preserve"/>
+      </w:r>
+      <w:r>
+        <w:t xml:space="preserve">22</w:t>
+      </w:r>
+      <w:r>
+        <w:tab/>
+        <w:t xml:space="preserve">1:05:58.2</w:t>
+      </w:r>
+      <w:r>
+        <w:tab/>
+        <w:t xml:space="preserve">24</w:t>
+      </w:r>
+      <w:r>
+        <w:tab/>
+        <w:t xml:space="preserve">Александър Грънчаров</w:t>
+      </w:r>
+      <w:r>
+        <w:br/>
+      </w:r>
+      <w:r>
+        <w:t xml:space="preserve"/>
+      </w:r>
+      <w:r>
+        <w:t xml:space="preserve"/>
+      </w:r>
+      <w:r>
+        <w:rPr>
+          <w:lang w:val="en-US"/>
+        </w:rPr>
+        <w:t xml:space="preserve"/>
+      </w:r>
+      <w:r>
+        <w:t xml:space="preserve">23</w:t>
+      </w:r>
+      <w:r>
+        <w:tab/>
+        <w:t xml:space="preserve">1:06:50.8</w:t>
+      </w:r>
+      <w:r>
+        <w:tab/>
+        <w:t xml:space="preserve">162</w:t>
+      </w:r>
+      <w:r>
+        <w:tab/>
+        <w:t xml:space="preserve">Славчо Тричков</w:t>
+      </w:r>
+      <w:r>
+        <w:br/>
+      </w:r>
+      <w:r>
+        <w:t xml:space="preserve"/>
+      </w:r>
+      <w:r>
+        <w:t xml:space="preserve"/>
+      </w:r>
+      <w:r>
+        <w:rPr>
+          <w:lang w:val="en-US"/>
+        </w:rPr>
+        <w:t xml:space="preserve"/>
+      </w:r>
+      <w:r>
+        <w:t xml:space="preserve"/>
+      </w:r>
+      <w:r>
+        <w:rPr>
+          <w:lang w:val="en-US"/>
+        </w:rPr>
+        <w:t xml:space="preserve"/>
+      </w:r>
+      <w:r>
+        <w:t xml:space="preserve">24</w:t>
+      </w:r>
+      <w:r>
+        <w:tab/>
+        <w:t xml:space="preserve">1:08:52.7</w:t>
+      </w:r>
+      <w:r>
+        <w:tab/>
+        <w:t xml:space="preserve">171</w:t>
+      </w:r>
+      <w:r>
+        <w:tab/>
+        <w:t xml:space="preserve">Христо Топузов</w:t>
+      </w:r>
+      <w:r>
+        <w:br/>
+      </w:r>
+      <w:r>
+        <w:t xml:space="preserve"/>
+      </w:r>
+      <w:r>
+        <w:t xml:space="preserve"/>
+      </w:r>
+      <w:r>
+        <w:rPr>
+          <w:lang w:val="en-US"/>
+        </w:rPr>
+        <w:t xml:space="preserve"/>
+      </w:r>
+      <w:r>
+        <w:t xml:space="preserve"/>
+      </w:r>
+      <w:r>
+        <w:rPr>
+          <w:lang w:val="en-US"/>
+        </w:rPr>
+        <w:t xml:space="preserve"/>
+      </w:r>
+      <w:r>
+        <w:t xml:space="preserve">25</w:t>
+      </w:r>
+      <w:r>
+        <w:tab/>
+        <w:t xml:space="preserve">1:16:55.1</w:t>
+      </w:r>
+      <w:r>
+        <w:tab/>
         <w:t xml:space="preserve">8</w:t>
       </w:r>
       <w:r>
         <w:tab/>
-        <w:t xml:space="preserve">0:54:17.8</w:t>
-      </w:r>
-      <w:r>
-        <w:tab/>
-        <w:t xml:space="preserve">166</w:t>
-      </w:r>
-      <w:r>
-        <w:tab/>
-        <w:t xml:space="preserve">Стоян Мавродиев</w:t>
+        <w:t xml:space="preserve">Слави Асенов</w:t>
       </w:r>
       <w:r>
         <w:br/>
@@ -10887,28 +11769,19 @@
         <w:t xml:space="preserve"/>
       </w:r>
       <w:r>
-        <w:t xml:space="preserve"/>
-      </w:r>
-      <w:r>
-        <w:rPr>
-          <w:lang w:val="en-US"/>
-        </w:rPr>
-        <w:t xml:space="preserve"/>
-      </w:r>
-      <w:r>
-        <w:t xml:space="preserve">9</w:t>
-      </w:r>
-      <w:r>
-        <w:tab/>
-        <w:t xml:space="preserve">0:55:54.5</w:t>
-      </w:r>
-      <w:r>
-        <w:tab/>
-        <w:t xml:space="preserve">88</w:t>
-      </w:r>
-      <w:r>
-        <w:tab/>
-        <w:t xml:space="preserve">Емил Димитров</w:t>
+        <w:t xml:space="preserve">26</w:t>
+      </w:r>
+      <w:r>
+        <w:tab/>
+        <w:t xml:space="preserve">1:22:33.8</w:t>
+      </w:r>
+      <w:r>
+        <w:tab/>
+        <w:t xml:space="preserve">74</w:t>
+      </w:r>
+      <w:r>
+        <w:tab/>
+        <w:t xml:space="preserve">Димитър Димитров</w:t>
       </w:r>
       <w:r>
         <w:br/>
@@ -10926,19 +11799,19 @@
         <w:t xml:space="preserve"/>
       </w:r>
       <w:r>
-        <w:t xml:space="preserve">10</w:t>
-      </w:r>
-      <w:r>
-        <w:tab/>
-        <w:t xml:space="preserve">0:56:19.1</w:t>
-      </w:r>
-      <w:r>
-        <w:tab/>
-        <w:t xml:space="preserve">102</w:t>
-      </w:r>
-      <w:r>
-        <w:tab/>
-        <w:t xml:space="preserve">Илиян Петков</w:t>
+        <w:t xml:space="preserve">27</w:t>
+      </w:r>
+      <w:r>
+        <w:tab/>
+        <w:t xml:space="preserve">1:22:47.7</w:t>
+      </w:r>
+      <w:r>
+        <w:tab/>
+        <w:t xml:space="preserve">148</w:t>
+      </w:r>
+      <w:r>
+        <w:tab/>
+        <w:t xml:space="preserve">Петър Рангелов</w:t>
       </w:r>
       <w:r>
         <w:br/>
@@ -10956,19 +11829,28 @@
         <w:t xml:space="preserve"/>
       </w:r>
       <w:r>
-        <w:t xml:space="preserve">11</w:t>
-      </w:r>
-      <w:r>
-        <w:tab/>
-        <w:t xml:space="preserve">0:58:33.6</w:t>
-      </w:r>
-      <w:r>
-        <w:tab/>
-        <w:t xml:space="preserve">149</w:t>
-      </w:r>
-      <w:r>
-        <w:tab/>
-        <w:t xml:space="preserve">Петър Тодоров</w:t>
+        <w:t xml:space="preserve"/>
+      </w:r>
+      <w:r>
+        <w:rPr>
+          <w:lang w:val="en-US"/>
+        </w:rPr>
+        <w:t xml:space="preserve"/>
+      </w:r>
+      <w:r>
+        <w:t xml:space="preserve">28</w:t>
+      </w:r>
+      <w:r>
+        <w:tab/>
+        <w:t xml:space="preserve">1:32:16.8</w:t>
+      </w:r>
+      <w:r>
+        <w:tab/>
+        <w:t xml:space="preserve">78</w:t>
+      </w:r>
+      <w:r>
+        <w:tab/>
+        <w:t xml:space="preserve">Димитър Стоянов</w:t>
       </w:r>
       <w:r>
         <w:br/>
@@ -10986,19 +11868,28 @@
         <w:t xml:space="preserve"/>
       </w:r>
       <w:r>
-        <w:t xml:space="preserve">12</w:t>
-      </w:r>
-      <w:r>
-        <w:tab/>
-        <w:t xml:space="preserve">0:59:08.6</w:t>
-      </w:r>
-      <w:r>
-        <w:tab/>
-        <w:t xml:space="preserve">23</w:t>
-      </w:r>
-      <w:r>
-        <w:tab/>
-        <w:t xml:space="preserve">Александър Бекяров</w:t>
+        <w:t xml:space="preserve"/>
+      </w:r>
+      <w:r>
+        <w:rPr>
+          <w:lang w:val="en-US"/>
+        </w:rPr>
+        <w:t xml:space="preserve"/>
+      </w:r>
+      <w:r>
+        <w:t xml:space="preserve">29</w:t>
+      </w:r>
+      <w:r>
+        <w:tab/>
+        <w:t xml:space="preserve">1:35:12.8</w:t>
+      </w:r>
+      <w:r>
+        <w:tab/>
+        <w:t xml:space="preserve">207</w:t>
+      </w:r>
+      <w:r>
+        <w:tab/>
+        <w:t xml:space="preserve">Асен Асенов</w:t>
       </w:r>
       <w:r>
         <w:br/>
@@ -11016,528 +11907,33 @@
         <w:t xml:space="preserve"/>
       </w:r>
       <w:r>
-        <w:t xml:space="preserve">13</w:t>
-      </w:r>
-      <w:r>
-        <w:tab/>
-        <w:t xml:space="preserve">0:59:43.6</w:t>
-      </w:r>
-      <w:r>
-        <w:tab/>
-        <w:t xml:space="preserve">60</w:t>
-      </w:r>
-      <w:r>
-        <w:tab/>
-        <w:t xml:space="preserve">Георги Котирков</w:t>
+        <w:t xml:space="preserve"/>
+      </w:r>
+      <w:r>
+        <w:rPr>
+          <w:lang w:val="en-US"/>
+        </w:rPr>
+        <w:t xml:space="preserve"/>
+      </w:r>
+      <w:r>
+        <w:t xml:space="preserve">30</w:t>
+      </w:r>
+      <w:r>
+        <w:tab/>
+        <w:t xml:space="preserve">1:44:51.2</w:t>
+      </w:r>
+      <w:r>
+        <w:tab/>
+        <w:t xml:space="preserve">53</w:t>
+      </w:r>
+      <w:r>
+        <w:tab/>
+        <w:t xml:space="preserve">Владимир Ангелов</w:t>
       </w:r>
       <w:r>
         <w:br/>
       </w:r>
       <w:r>
-        <w:t xml:space="preserve"/>
-      </w:r>
-      <w:r>
-        <w:t xml:space="preserve"/>
-      </w:r>
-      <w:r>
-        <w:rPr>
-          <w:lang w:val="en-US"/>
-        </w:rPr>
-        <w:t xml:space="preserve"/>
-      </w:r>
-      <w:r>
-        <w:t xml:space="preserve">14</w:t>
-      </w:r>
-      <w:r>
-        <w:tab/>
-        <w:t xml:space="preserve">1:00:15.7</w:t>
-      </w:r>
-      <w:r>
-        <w:tab/>
-        <w:t xml:space="preserve">109</w:t>
-      </w:r>
-      <w:r>
-        <w:tab/>
-        <w:t xml:space="preserve">Красимир Гергов</w:t>
-      </w:r>
-      <w:r>
-        <w:br/>
-      </w:r>
-      <w:r>
-        <w:t xml:space="preserve"/>
-      </w:r>
-      <w:r>
-        <w:t xml:space="preserve"/>
-      </w:r>
-      <w:r>
-        <w:rPr>
-          <w:lang w:val="en-US"/>
-        </w:rPr>
-        <w:t xml:space="preserve"/>
-      </w:r>
-      <w:r>
-        <w:t xml:space="preserve">15</w:t>
-      </w:r>
-      <w:r>
-        <w:tab/>
-        <w:t xml:space="preserve">1:00:20.7</w:t>
-      </w:r>
-      <w:r>
-        <w:tab/>
-        <w:t xml:space="preserve">90</w:t>
-      </w:r>
-      <w:r>
-        <w:tab/>
-        <w:t xml:space="preserve">Емил Филипов</w:t>
-      </w:r>
-      <w:r>
-        <w:br/>
-      </w:r>
-      <w:r>
-        <w:t xml:space="preserve"/>
-      </w:r>
-      <w:r>
-        <w:t xml:space="preserve"/>
-      </w:r>
-      <w:r>
-        <w:rPr>
-          <w:lang w:val="en-US"/>
-        </w:rPr>
-        <w:t xml:space="preserve"/>
-      </w:r>
-      <w:r>
-        <w:t xml:space="preserve">16</w:t>
-      </w:r>
-      <w:r>
-        <w:tab/>
-        <w:t xml:space="preserve">1:01:47.5</w:t>
-      </w:r>
-      <w:r>
-        <w:tab/>
-        <w:t xml:space="preserve">174</w:t>
-      </w:r>
-      <w:r>
-        <w:tab/>
-        <w:t xml:space="preserve">Янко Месьов</w:t>
-      </w:r>
-      <w:r>
-        <w:br/>
-      </w:r>
-      <w:r>
-        <w:t xml:space="preserve"/>
-      </w:r>
-      <w:r>
-        <w:t xml:space="preserve"/>
-      </w:r>
-      <w:r>
-        <w:rPr>
-          <w:lang w:val="en-US"/>
-        </w:rPr>
-        <w:t xml:space="preserve"/>
-      </w:r>
-      <w:r>
-        <w:t xml:space="preserve">17</w:t>
-      </w:r>
-      <w:r>
-        <w:tab/>
-        <w:t xml:space="preserve">1:03:15.8</w:t>
-      </w:r>
-      <w:r>
-        <w:tab/>
-        <w:t xml:space="preserve">163</w:t>
-      </w:r>
-      <w:r>
-        <w:tab/>
-        <w:t xml:space="preserve">Славчо Тумбев</w:t>
-      </w:r>
-      <w:r>
-        <w:br/>
-      </w:r>
-      <w:r>
-        <w:t xml:space="preserve"/>
-      </w:r>
-      <w:r>
-        <w:t xml:space="preserve"/>
-      </w:r>
-      <w:r>
-        <w:rPr>
-          <w:lang w:val="en-US"/>
-        </w:rPr>
-        <w:t xml:space="preserve"/>
-      </w:r>
-      <w:r>
-        <w:t xml:space="preserve">18</w:t>
-      </w:r>
-      <w:r>
-        <w:tab/>
-        <w:t xml:space="preserve">1:03:40.6</w:t>
-      </w:r>
-      <w:r>
-        <w:tab/>
-        <w:t xml:space="preserve">214</w:t>
-      </w:r>
-      <w:r>
-        <w:tab/>
-        <w:t xml:space="preserve">Влади Веков</w:t>
-      </w:r>
-      <w:r>
-        <w:br/>
-      </w:r>
-      <w:r>
-        <w:t xml:space="preserve"/>
-      </w:r>
-      <w:r>
-        <w:t xml:space="preserve"/>
-      </w:r>
-      <w:r>
-        <w:rPr>
-          <w:lang w:val="en-US"/>
-        </w:rPr>
-        <w:t xml:space="preserve"/>
-      </w:r>
-      <w:r>
-        <w:t xml:space="preserve">19</w:t>
-      </w:r>
-      <w:r>
-        <w:tab/>
-        <w:t xml:space="preserve">1:05:29.1</w:t>
-      </w:r>
-      <w:r>
-        <w:tab/>
-        <w:t xml:space="preserve">190</w:t>
-      </w:r>
-      <w:r>
-        <w:tab/>
-        <w:t xml:space="preserve">Костадин Ганчев</w:t>
-      </w:r>
-      <w:r>
-        <w:br/>
-      </w:r>
-      <w:r>
-        <w:t xml:space="preserve"/>
-      </w:r>
-      <w:r>
-        <w:t xml:space="preserve"/>
-      </w:r>
-      <w:r>
-        <w:rPr>
-          <w:lang w:val="en-US"/>
-        </w:rPr>
-        <w:t xml:space="preserve"/>
-      </w:r>
-      <w:r>
-        <w:t xml:space="preserve">20</w:t>
-      </w:r>
-      <w:r>
-        <w:tab/>
-        <w:t xml:space="preserve">1:05:58.2</w:t>
-      </w:r>
-      <w:r>
-        <w:tab/>
-        <w:t xml:space="preserve">24</w:t>
-      </w:r>
-      <w:r>
-        <w:tab/>
-        <w:t xml:space="preserve">Александър Грънчаров</w:t>
-      </w:r>
-      <w:r>
-        <w:br/>
-      </w:r>
-      <w:r>
-        <w:t xml:space="preserve"/>
-      </w:r>
-      <w:r>
-        <w:t xml:space="preserve"/>
-      </w:r>
-      <w:r>
-        <w:rPr>
-          <w:lang w:val="en-US"/>
-        </w:rPr>
-        <w:t xml:space="preserve"/>
-      </w:r>
-      <w:r>
-        <w:t xml:space="preserve">21</w:t>
-      </w:r>
-      <w:r>
-        <w:tab/>
-        <w:t xml:space="preserve">1:06:50.8</w:t>
-      </w:r>
-      <w:r>
-        <w:tab/>
-        <w:t xml:space="preserve">162</w:t>
-      </w:r>
-      <w:r>
-        <w:tab/>
-        <w:t xml:space="preserve">Славчо Тричков</w:t>
-      </w:r>
-      <w:r>
-        <w:br/>
-      </w:r>
-      <w:r>
-        <w:t xml:space="preserve"/>
-      </w:r>
-      <w:r>
-        <w:t xml:space="preserve"/>
-      </w:r>
-      <w:r>
-        <w:rPr>
-          <w:lang w:val="en-US"/>
-        </w:rPr>
-        <w:t xml:space="preserve"/>
-      </w:r>
-      <w:r>
-        <w:t xml:space="preserve"/>
-      </w:r>
-      <w:r>
-        <w:rPr>
-          <w:lang w:val="en-US"/>
-        </w:rPr>
-        <w:t xml:space="preserve"/>
-      </w:r>
-      <w:r>
-        <w:t xml:space="preserve">22</w:t>
-      </w:r>
-      <w:r>
-        <w:tab/>
-        <w:t xml:space="preserve">1:08:52.7</w:t>
-      </w:r>
-      <w:r>
-        <w:tab/>
-        <w:t xml:space="preserve">171</w:t>
-      </w:r>
-      <w:r>
-        <w:tab/>
-        <w:t xml:space="preserve">Христо Топузов</w:t>
-      </w:r>
-      <w:r>
-        <w:br/>
-      </w:r>
-      <w:r>
-        <w:t xml:space="preserve"/>
-      </w:r>
-      <w:r>
-        <w:t xml:space="preserve"/>
-      </w:r>
-      <w:r>
-        <w:rPr>
-          <w:lang w:val="en-US"/>
-        </w:rPr>
-        <w:t xml:space="preserve"/>
-      </w:r>
-      <w:r>
-        <w:t xml:space="preserve"/>
-      </w:r>
-      <w:r>
-        <w:rPr>
-          <w:lang w:val="en-US"/>
-        </w:rPr>
-        <w:t xml:space="preserve"/>
-      </w:r>
-      <w:r>
-        <w:t xml:space="preserve">23</w:t>
-      </w:r>
-      <w:r>
-        <w:tab/>
-        <w:t xml:space="preserve">1:16:55.1</w:t>
-      </w:r>
-      <w:r>
-        <w:tab/>
-        <w:t xml:space="preserve">8</w:t>
-      </w:r>
-      <w:r>
-        <w:tab/>
-        <w:t xml:space="preserve">Слави Асенов</w:t>
-      </w:r>
-      <w:r>
-        <w:br/>
-      </w:r>
-      <w:r>
-        <w:t xml:space="preserve"/>
-      </w:r>
-      <w:r>
-        <w:t xml:space="preserve"/>
-      </w:r>
-      <w:r>
-        <w:rPr>
-          <w:lang w:val="en-US"/>
-        </w:rPr>
-        <w:t xml:space="preserve"/>
-      </w:r>
-      <w:r>
-        <w:t xml:space="preserve">24</w:t>
-      </w:r>
-      <w:r>
-        <w:tab/>
-        <w:t xml:space="preserve">1:22:33.8</w:t>
-      </w:r>
-      <w:r>
-        <w:tab/>
-        <w:t xml:space="preserve">74</w:t>
-      </w:r>
-      <w:r>
-        <w:tab/>
-        <w:t xml:space="preserve">Димитър Димитров</w:t>
-      </w:r>
-      <w:r>
-        <w:br/>
-      </w:r>
-      <w:r>
-        <w:t xml:space="preserve"/>
-      </w:r>
-      <w:r>
-        <w:t xml:space="preserve"/>
-      </w:r>
-      <w:r>
-        <w:rPr>
-          <w:lang w:val="en-US"/>
-        </w:rPr>
-        <w:t xml:space="preserve"/>
-      </w:r>
-      <w:r>
-        <w:t xml:space="preserve">25</w:t>
-      </w:r>
-      <w:r>
-        <w:tab/>
-        <w:t xml:space="preserve">1:22:47.7</w:t>
-      </w:r>
-      <w:r>
-        <w:tab/>
-        <w:t xml:space="preserve">148</w:t>
-      </w:r>
-      <w:r>
-        <w:tab/>
-        <w:t xml:space="preserve">Петър Рангелов</w:t>
-      </w:r>
-      <w:r>
-        <w:br/>
-      </w:r>
-      <w:r>
-        <w:t xml:space="preserve"/>
-      </w:r>
-      <w:r>
-        <w:t xml:space="preserve"/>
-      </w:r>
-      <w:r>
-        <w:rPr>
-          <w:lang w:val="en-US"/>
-        </w:rPr>
-        <w:t xml:space="preserve"/>
-      </w:r>
-      <w:r>
-        <w:t xml:space="preserve"/>
-      </w:r>
-      <w:r>
-        <w:rPr>
-          <w:lang w:val="en-US"/>
-        </w:rPr>
-        <w:t xml:space="preserve"/>
-      </w:r>
-      <w:r>
-        <w:t xml:space="preserve">26</w:t>
-      </w:r>
-      <w:r>
-        <w:tab/>
-        <w:t xml:space="preserve">1:32:16.8</w:t>
-      </w:r>
-      <w:r>
-        <w:tab/>
-        <w:t xml:space="preserve">78</w:t>
-      </w:r>
-      <w:r>
-        <w:tab/>
-        <w:t xml:space="preserve">Димитър Стоянов</w:t>
-      </w:r>
-      <w:r>
-        <w:br/>
-      </w:r>
-      <w:r>
-        <w:t xml:space="preserve"/>
-      </w:r>
-      <w:r>
-        <w:t xml:space="preserve"/>
-      </w:r>
-      <w:r>
-        <w:rPr>
-          <w:lang w:val="en-US"/>
-        </w:rPr>
-        <w:t xml:space="preserve"/>
-      </w:r>
-      <w:r>
-        <w:t xml:space="preserve"/>
-      </w:r>
-      <w:r>
-        <w:rPr>
-          <w:lang w:val="en-US"/>
-        </w:rPr>
-        <w:t xml:space="preserve"/>
-      </w:r>
-      <w:r>
-        <w:t xml:space="preserve">27</w:t>
-      </w:r>
-      <w:r>
-        <w:tab/>
-        <w:t xml:space="preserve">1:35:12.8</w:t>
-      </w:r>
-      <w:r>
-        <w:tab/>
-        <w:t xml:space="preserve">207</w:t>
-      </w:r>
-      <w:r>
-        <w:tab/>
-        <w:t xml:space="preserve">Асен Асенов</w:t>
-      </w:r>
-      <w:r>
-        <w:br/>
-      </w:r>
-      <w:r>
-        <w:t xml:space="preserve"/>
-      </w:r>
-      <w:r>
-        <w:t xml:space="preserve"/>
-      </w:r>
-      <w:r>
-        <w:rPr>
-          <w:lang w:val="en-US"/>
-        </w:rPr>
-        <w:t xml:space="preserve"/>
-      </w:r>
-      <w:r>
-        <w:t xml:space="preserve"/>
-      </w:r>
-      <w:r>
-        <w:rPr>
-          <w:lang w:val="en-US"/>
-        </w:rPr>
-        <w:t xml:space="preserve"/>
-      </w:r>
-      <w:r>
-        <w:t xml:space="preserve">28</w:t>
-      </w:r>
-      <w:r>
-        <w:tab/>
-        <w:t xml:space="preserve">1:44:51.2</w:t>
-      </w:r>
-      <w:r>
-        <w:tab/>
-        <w:t xml:space="preserve">53</w:t>
-      </w:r>
-      <w:r>
-        <w:tab/>
-        <w:t xml:space="preserve">Владимир Ангелов</w:t>
-      </w:r>
-      <w:r>
-        <w:br/>
-      </w:r>
-      <w:r>
-        <w:t xml:space="preserve"/>
-      </w:r>
-      <w:r>
-        <w:t xml:space="preserve"/>
-      </w:r>
-      <w:r>
-        <w:rPr>
-          <w:lang w:val="en-US"/>
-        </w:rPr>
         <w:t xml:space="preserve"/>
       </w:r>
       <w:r>
@@ -12231,6 +12627,30 @@
         <w:t xml:space="preserve"/>
       </w:r>
       <w:r>
+        <w:rPr>
+          <w:lang w:val="en-US"/>
+        </w:rPr>
+        <w:t xml:space="preserve"/>
+      </w:r>
+      <w:r>
+        <w:rPr>
+          <w:lang w:val="en-US"/>
+        </w:rPr>
+        <w:t xml:space="preserve"/>
+      </w:r>
+      <w:r>
+        <w:rPr>
+          <w:lang w:val="en-US"/>
+        </w:rPr>
+        <w:t xml:space="preserve"/>
+      </w:r>
+      <w:r>
+        <w:rPr>
+          <w:lang w:val="en-US"/>
+        </w:rPr>
+        <w:t xml:space="preserve"/>
+      </w:r>
+      <w:r>
         <w:t xml:space="preserve">1</w:t>
       </w:r>
       <w:r>
@@ -12294,6 +12714,12 @@
         <w:t xml:space="preserve"/>
       </w:r>
       <w:r>
+        <w:rPr>
+          <w:lang w:val="en-US"/>
+        </w:rPr>
+        <w:t xml:space="preserve"/>
+      </w:r>
+      <w:r>
         <w:t xml:space="preserve">2</w:t>
       </w:r>
       <w:r>
@@ -12399,6 +12825,12 @@
         <w:t xml:space="preserve"/>
       </w:r>
       <w:r>
+        <w:rPr>
+          <w:lang w:val="en-US"/>
+        </w:rPr>
+        <w:t xml:space="preserve"/>
+      </w:r>
+      <w:r>
         <w:t xml:space="preserve">3</w:t>
       </w:r>
       <w:r>
@@ -12594,12 +13026,6 @@
         <w:br/>
       </w:r>
       <w:r>
-        <w:t xml:space="preserve"/>
-      </w:r>
-      <w:r>
-        <w:rPr>
-          <w:lang w:val="en-US"/>
-        </w:rPr>
         <w:t xml:space="preserve"/>
       </w:r>
       <w:r>
@@ -12990,7 +13416,7 @@
                 <w:sz w:val="20"/>
                 <w:szCs w:val="20"/>
               </w:rPr>
-              <w:t xml:space="preserve">13</w:t>
+              <w:t xml:space="preserve">12</w:t>
             </w:r>
           </w:p>
         </w:tc>
@@ -13012,7 +13438,7 @@
                 <w:sz w:val="20"/>
                 <w:szCs w:val="20"/>
               </w:rPr>
-              <w:t xml:space="preserve">5</w:t>
+              <w:t xml:space="preserve">4</w:t>
             </w:r>
           </w:p>
         </w:tc>
@@ -13080,7 +13506,7 @@
                 <w:sz w:val="20"/>
                 <w:szCs w:val="20"/>
               </w:rPr>
-              <w:t xml:space="preserve">18</w:t>
+              <w:t xml:space="preserve">13</w:t>
             </w:r>
           </w:p>
         </w:tc>
@@ -13102,7 +13528,7 @@
                 <w:sz w:val="20"/>
                 <w:szCs w:val="20"/>
               </w:rPr>
-              <w:t xml:space="preserve">9</w:t>
+              <w:t xml:space="preserve">5</w:t>
             </w:r>
           </w:p>
         </w:tc>
@@ -13124,7 +13550,7 @@
                 <w:sz w:val="20"/>
                 <w:szCs w:val="20"/>
               </w:rPr>
-              <w:t xml:space="preserve">9</w:t>
+              <w:t xml:space="preserve">8</w:t>
             </w:r>
           </w:p>
         </w:tc>
@@ -14201,19 +14627,121 @@
         <w:t xml:space="preserve"/>
       </w:r>
       <w:r>
+        <w:t xml:space="preserve"/>
+      </w:r>
+      <w:r>
+        <w:rPr>
+          <w:lang w:val="en-US"/>
+        </w:rPr>
+        <w:t xml:space="preserve"/>
+      </w:r>
+      <w:r>
+        <w:t xml:space="preserve"/>
+      </w:r>
+      <w:r>
+        <w:rPr>
+          <w:lang w:val="en-US"/>
+        </w:rPr>
+        <w:t xml:space="preserve"/>
+      </w:r>
+      <w:r>
+        <w:t xml:space="preserve"/>
+      </w:r>
+      <w:r>
+        <w:rPr>
+          <w:lang w:val="en-US"/>
+        </w:rPr>
+        <w:t xml:space="preserve"/>
+      </w:r>
+      <w:r>
+        <w:t xml:space="preserve"/>
+      </w:r>
+      <w:r>
+        <w:rPr>
+          <w:lang w:val="en-US"/>
+        </w:rPr>
+        <w:t xml:space="preserve"/>
+      </w:r>
+      <w:r>
+        <w:t xml:space="preserve"/>
+      </w:r>
+      <w:r>
+        <w:rPr>
+          <w:lang w:val="en-US"/>
+        </w:rPr>
+        <w:t xml:space="preserve"/>
+      </w:r>
+      <w:r>
+        <w:t xml:space="preserve"/>
+      </w:r>
+      <w:r>
+        <w:rPr>
+          <w:lang w:val="en-US"/>
+        </w:rPr>
+        <w:t xml:space="preserve"/>
+      </w:r>
+      <w:r>
+        <w:t xml:space="preserve"/>
+      </w:r>
+      <w:r>
+        <w:rPr>
+          <w:lang w:val="en-US"/>
+        </w:rPr>
+        <w:t xml:space="preserve"/>
+      </w:r>
+      <w:r>
         <w:t xml:space="preserve">1</w:t>
       </w:r>
       <w:r>
         <w:tab/>
-        <w:t xml:space="preserve">0:43:59.8</w:t>
-      </w:r>
-      <w:r>
-        <w:tab/>
+        <w:t xml:space="preserve">0:55:16.4</w:t>
+      </w:r>
+      <w:r>
+        <w:tab/>
+        <w:t xml:space="preserve">76</w:t>
+      </w:r>
+      <w:r>
+        <w:tab/>
+        <w:t xml:space="preserve">Димитър Мавродиев</w:t>
+      </w:r>
+      <w:r>
+        <w:br/>
+      </w:r>
+      <w:r>
+        <w:t xml:space="preserve"/>
+      </w:r>
+      <w:r>
+        <w:t xml:space="preserve"/>
+      </w:r>
+      <w:r>
+        <w:rPr>
+          <w:lang w:val="en-US"/>
+        </w:rPr>
+        <w:t xml:space="preserve"/>
+      </w:r>
+      <w:r>
+        <w:t xml:space="preserve"/>
+      </w:r>
+      <w:r>
+        <w:rPr>
+          <w:lang w:val="en-US"/>
+        </w:rPr>
+        <w:t xml:space="preserve"/>
+      </w:r>
+      <w:r>
         <w:t xml:space="preserve">2</w:t>
       </w:r>
       <w:r>
         <w:tab/>
-        <w:t xml:space="preserve">Кристиян Кобер</w:t>
+        <w:t xml:space="preserve">1:13:22.5</w:t>
+      </w:r>
+      <w:r>
+        <w:tab/>
+        <w:t xml:space="preserve">38</w:t>
+      </w:r>
+      <w:r>
+        <w:tab/>
+        <w:t xml:space="preserve">Борислав Димитров</w:t>
       </w:r>
       <w:r>
         <w:br/>
@@ -14240,19 +14768,28 @@
         <w:t xml:space="preserve"/>
       </w:r>
       <w:r>
-        <w:t xml:space="preserve">2</w:t>
-      </w:r>
-      <w:r>
-        <w:tab/>
-        <w:t xml:space="preserve">0:55:16.4</w:t>
-      </w:r>
-      <w:r>
-        <w:tab/>
-        <w:t xml:space="preserve">76</w:t>
-      </w:r>
-      <w:r>
-        <w:tab/>
-        <w:t xml:space="preserve">Димитър Мавродиев</w:t>
+        <w:t xml:space="preserve"/>
+      </w:r>
+      <w:r>
+        <w:rPr>
+          <w:lang w:val="en-US"/>
+        </w:rPr>
+        <w:t xml:space="preserve"/>
+      </w:r>
+      <w:r>
+        <w:t xml:space="preserve">3</w:t>
+      </w:r>
+      <w:r>
+        <w:tab/>
+        <w:t xml:space="preserve">1:26:38.5</w:t>
+      </w:r>
+      <w:r>
+        <w:tab/>
+        <w:t xml:space="preserve">205</w:t>
+      </w:r>
+      <w:r>
+        <w:tab/>
+        <w:t xml:space="preserve">Петър Петров</w:t>
       </w:r>
       <w:r>
         <w:br/>
@@ -14279,36 +14816,6 @@
         <w:t xml:space="preserve"/>
       </w:r>
       <w:r>
-        <w:t xml:space="preserve">3</w:t>
-      </w:r>
-      <w:r>
-        <w:tab/>
-        <w:t xml:space="preserve">1:13:22.5</w:t>
-      </w:r>
-      <w:r>
-        <w:tab/>
-        <w:t xml:space="preserve">38</w:t>
-      </w:r>
-      <w:r>
-        <w:tab/>
-        <w:t xml:space="preserve">Борислав Димитров</w:t>
-      </w:r>
-      <w:r>
-        <w:br/>
-      </w:r>
-      <w:r>
-        <w:t xml:space="preserve"/>
-      </w:r>
-      <w:r>
-        <w:t xml:space="preserve"/>
-      </w:r>
-      <w:r>
-        <w:rPr>
-          <w:lang w:val="en-US"/>
-        </w:rPr>
-        <w:t xml:space="preserve"/>
-      </w:r>
-      <w:r>
         <w:t xml:space="preserve"/>
       </w:r>
       <w:r>
@@ -14328,63 +14835,6 @@
       </w:r>
       <w:r>
         <w:t xml:space="preserve">4</w:t>
-      </w:r>
-      <w:r>
-        <w:tab/>
-        <w:t xml:space="preserve">1:26:38.5</w:t>
-      </w:r>
-      <w:r>
-        <w:tab/>
-        <w:t xml:space="preserve">205</w:t>
-      </w:r>
-      <w:r>
-        <w:tab/>
-        <w:t xml:space="preserve">Петър Петров</w:t>
-      </w:r>
-      <w:r>
-        <w:br/>
-      </w:r>
-      <w:r>
-        <w:t xml:space="preserve"/>
-      </w:r>
-      <w:r>
-        <w:t xml:space="preserve"/>
-      </w:r>
-      <w:r>
-        <w:rPr>
-          <w:lang w:val="en-US"/>
-        </w:rPr>
-        <w:t xml:space="preserve"/>
-      </w:r>
-      <w:r>
-        <w:t xml:space="preserve"/>
-      </w:r>
-      <w:r>
-        <w:rPr>
-          <w:lang w:val="en-US"/>
-        </w:rPr>
-        <w:t xml:space="preserve"/>
-      </w:r>
-      <w:r>
-        <w:t xml:space="preserve"/>
-      </w:r>
-      <w:r>
-        <w:rPr>
-          <w:lang w:val="en-US"/>
-        </w:rPr>
-        <w:t xml:space="preserve"/>
-      </w:r>
-      <w:r>
-        <w:t xml:space="preserve"/>
-      </w:r>
-      <w:r>
-        <w:rPr>
-          <w:lang w:val="en-US"/>
-        </w:rPr>
-        <w:t xml:space="preserve"/>
-      </w:r>
-      <w:r>
-        <w:t xml:space="preserve">5</w:t>
       </w:r>
       <w:r>
         <w:tab/>
@@ -14504,6 +14954,36 @@
         </w:rPr>
       </w:pPr>
       <w:r>
+        <w:t xml:space="preserve"/>
+      </w:r>
+      <w:r>
+        <w:rPr>
+          <w:lang w:val="en-US"/>
+        </w:rPr>
+        <w:t xml:space="preserve"/>
+      </w:r>
+      <w:r>
+        <w:rPr>
+          <w:lang w:val="en-US"/>
+        </w:rPr>
+        <w:t xml:space="preserve"/>
+      </w:r>
+      <w:r>
+        <w:rPr>
+          <w:lang w:val="en-US"/>
+        </w:rPr>
+        <w:t xml:space="preserve"/>
+      </w:r>
+      <w:r>
+        <w:rPr>
+          <w:lang w:val="en-US"/>
+        </w:rPr>
+        <w:t xml:space="preserve"/>
+      </w:r>
+      <w:r>
+        <w:rPr>
+          <w:lang w:val="en-US"/>
+        </w:rPr>
         <w:t xml:space="preserve"/>
       </w:r>
       <w:r>
@@ -17083,6 +17563,42 @@
         <w:t xml:space="preserve"/>
       </w:r>
       <w:r>
+        <w:t xml:space="preserve"/>
+      </w:r>
+      <w:r>
+        <w:rPr>
+          <w:lang w:val="en-US"/>
+        </w:rPr>
+        <w:t xml:space="preserve"/>
+      </w:r>
+      <w:r>
+        <w:t xml:space="preserve"/>
+      </w:r>
+      <w:r>
+        <w:rPr>
+          <w:lang w:val="en-US"/>
+        </w:rPr>
+        <w:t xml:space="preserve"/>
+      </w:r>
+      <w:r>
+        <w:t xml:space="preserve"/>
+      </w:r>
+      <w:r>
+        <w:rPr>
+          <w:lang w:val="en-US"/>
+        </w:rPr>
+        <w:t xml:space="preserve"/>
+      </w:r>
+      <w:r>
+        <w:t xml:space="preserve"/>
+      </w:r>
+      <w:r>
+        <w:rPr>
+          <w:lang w:val="en-US"/>
+        </w:rPr>
+        <w:t xml:space="preserve"/>
+      </w:r>
+      <w:r>
         <w:t xml:space="preserve">1</w:t>
       </w:r>
       <w:r>
@@ -17161,6 +17677,15 @@
         <w:br/>
       </w:r>
       <w:r>
+        <w:t xml:space="preserve"/>
+      </w:r>
+      <w:r>
+        <w:t xml:space="preserve"/>
+      </w:r>
+      <w:r>
+        <w:rPr>
+          <w:lang w:val="en-US"/>
+        </w:rPr>
         <w:t xml:space="preserve"/>
       </w:r>
       <w:r>
@@ -18004,11 +18529,59 @@
         <w:t xml:space="preserve"/>
       </w:r>
       <w:r>
+        <w:rPr>
+          <w:lang w:val="en-US"/>
+        </w:rPr>
+        <w:t xml:space="preserve"/>
+      </w:r>
+      <w:r>
+        <w:rPr>
+          <w:lang w:val="en-US"/>
+        </w:rPr>
+        <w:t xml:space="preserve"/>
+      </w:r>
+      <w:r>
+        <w:rPr>
+          <w:lang w:val="en-US"/>
+        </w:rPr>
+        <w:t xml:space="preserve"/>
+      </w:r>
+      <w:r>
+        <w:rPr>
+          <w:lang w:val="en-US"/>
+        </w:rPr>
+        <w:t xml:space="preserve"/>
+      </w:r>
+      <w:r>
+        <w:rPr>
+          <w:lang w:val="en-US"/>
+        </w:rPr>
+        <w:t xml:space="preserve"/>
+      </w:r>
+      <w:r>
+        <w:rPr>
+          <w:lang w:val="en-US"/>
+        </w:rPr>
+        <w:t xml:space="preserve"/>
+      </w:r>
+      <w:r>
+        <w:rPr>
+          <w:lang w:val="en-US"/>
+        </w:rPr>
+        <w:t xml:space="preserve"/>
+      </w:r>
+      <w:r>
+        <w:rPr>
+          <w:lang w:val="en-US"/>
+        </w:rPr>
+        <w:t xml:space="preserve"/>
+      </w:r>
+      <w:r>
         <w:t xml:space="preserve">1</w:t>
       </w:r>
       <w:r>
         <w:tab/>
-        <w:t xml:space="preserve">0:56:41.6</w:t>
+        <w:t xml:space="preserve">1:41:40.3</w:t>
       </w:r>
       <w:r>
         <w:tab/>
@@ -18022,24 +18595,6 @@
         <w:br/>
       </w:r>
       <w:r>
-        <w:t xml:space="preserve"/>
-      </w:r>
-      <w:r>
-        <w:rPr>
-          <w:lang w:val="en-US"/>
-        </w:rPr>
-        <w:t xml:space="preserve"/>
-      </w:r>
-      <w:r>
-        <w:rPr>
-          <w:lang w:val="en-US"/>
-        </w:rPr>
-        <w:t xml:space="preserve"/>
-      </w:r>
-      <w:r>
-        <w:rPr>
-          <w:lang w:val="en-US"/>
-        </w:rPr>
         <w:t xml:space="preserve"/>
       </w:r>
       <w:r>
@@ -18424,7 +18979,7 @@
                 <w:sz w:val="20"/>
                 <w:szCs w:val="20"/>
               </w:rPr>
-              <w:t xml:space="preserve">2</w:t>
+              <w:t xml:space="preserve">1</w:t>
             </w:r>
           </w:p>
         </w:tc>
@@ -18446,7 +19001,7 @@
                 <w:sz w:val="20"/>
                 <w:szCs w:val="20"/>
               </w:rPr>
-              <w:t xml:space="preserve">2</w:t>
+              <w:t xml:space="preserve">1</w:t>
             </w:r>
           </w:p>
         </w:tc>
@@ -19707,6 +20262,51 @@
         <w:t xml:space="preserve"/>
       </w:r>
       <w:r>
+        <w:t xml:space="preserve"/>
+      </w:r>
+      <w:r>
+        <w:rPr>
+          <w:lang w:val="en-US"/>
+        </w:rPr>
+        <w:t xml:space="preserve"/>
+      </w:r>
+      <w:r>
+        <w:t xml:space="preserve"/>
+      </w:r>
+      <w:r>
+        <w:rPr>
+          <w:lang w:val="en-US"/>
+        </w:rPr>
+        <w:t xml:space="preserve"/>
+      </w:r>
+      <w:r>
+        <w:t xml:space="preserve"/>
+      </w:r>
+      <w:r>
+        <w:rPr>
+          <w:lang w:val="en-US"/>
+        </w:rPr>
+        <w:t xml:space="preserve"/>
+      </w:r>
+      <w:r>
+        <w:t xml:space="preserve"/>
+      </w:r>
+      <w:r>
+        <w:rPr>
+          <w:lang w:val="en-US"/>
+        </w:rPr>
+        <w:t xml:space="preserve"/>
+      </w:r>
+      <w:r>
+        <w:t xml:space="preserve"/>
+      </w:r>
+      <w:r>
+        <w:rPr>
+          <w:lang w:val="en-US"/>
+        </w:rPr>
+        <w:t xml:space="preserve"/>
+      </w:r>
+      <w:r>
         <w:t xml:space="preserve">1</w:t>
       </w:r>
       <w:r>
@@ -19764,6 +20364,36 @@
         </w:rPr>
       </w:pPr>
       <w:r>
+        <w:t xml:space="preserve"/>
+      </w:r>
+      <w:r>
+        <w:rPr>
+          <w:lang w:val="en-US"/>
+        </w:rPr>
+        <w:t xml:space="preserve"/>
+      </w:r>
+      <w:r>
+        <w:rPr>
+          <w:lang w:val="en-US"/>
+        </w:rPr>
+        <w:t xml:space="preserve"/>
+      </w:r>
+      <w:r>
+        <w:rPr>
+          <w:lang w:val="en-US"/>
+        </w:rPr>
+        <w:t xml:space="preserve"/>
+      </w:r>
+      <w:r>
+        <w:rPr>
+          <w:lang w:val="en-US"/>
+        </w:rPr>
+        <w:t xml:space="preserve"/>
+      </w:r>
+      <w:r>
+        <w:rPr>
+          <w:lang w:val="en-US"/>
+        </w:rPr>
         <w:t xml:space="preserve"/>
       </w:r>
       <w:r>
